--- a/relatorio_final.docx
+++ b/relatorio_final.docx
@@ -52,12 +52,14 @@
       <w:pPr>
         <w:spacing w:before="1600"/>
         <w:jc w:val="center"/>
+        <w:rPr>
+          <w:sz w:val="24"/>
+          <w:szCs w:val="24"/>
+        </w:rPr>
       </w:pPr>
       <w:r>
         <w:rPr>
           <w:color w:val="888780"/>
-          <w:sz w:val="20"/>
-          <w:szCs w:val="20"/>
         </w:rPr>
         <w:t>Bases analisadas: contratos.csv · transacoes_apostas.csv</w:t>
       </w:r>
@@ -239,12 +241,6 @@
         <w:gridCol w:w="3850"/>
       </w:tblGrid>
       <w:tr>
-        <w:tblPrEx>
-          <w:tblCellMar>
-            <w:top w:w="0" w:type="dxa"/>
-            <w:bottom w:w="0" w:type="dxa"/>
-          </w:tblCellMar>
-        </w:tblPrEx>
         <w:trPr>
           <w:tblHeader/>
         </w:trPr>
@@ -298,12 +294,6 @@
         </w:tc>
       </w:tr>
       <w:tr>
-        <w:tblPrEx>
-          <w:tblCellMar>
-            <w:top w:w="0" w:type="dxa"/>
-            <w:bottom w:w="0" w:type="dxa"/>
-          </w:tblCellMar>
-        </w:tblPrEx>
         <w:tc>
           <w:tcPr>
             <w:tcW w:w="5500" w:type="dxa"/>
@@ -346,12 +336,6 @@
         </w:tc>
       </w:tr>
       <w:tr>
-        <w:tblPrEx>
-          <w:tblCellMar>
-            <w:top w:w="0" w:type="dxa"/>
-            <w:bottom w:w="0" w:type="dxa"/>
-          </w:tblCellMar>
-        </w:tblPrEx>
         <w:tc>
           <w:tcPr>
             <w:tcW w:w="5500" w:type="dxa"/>
@@ -396,12 +380,6 @@
         </w:tc>
       </w:tr>
       <w:tr>
-        <w:tblPrEx>
-          <w:tblCellMar>
-            <w:top w:w="0" w:type="dxa"/>
-            <w:bottom w:w="0" w:type="dxa"/>
-          </w:tblCellMar>
-        </w:tblPrEx>
         <w:tc>
           <w:tcPr>
             <w:tcW w:w="5500" w:type="dxa"/>
@@ -444,12 +422,6 @@
         </w:tc>
       </w:tr>
       <w:tr>
-        <w:tblPrEx>
-          <w:tblCellMar>
-            <w:top w:w="0" w:type="dxa"/>
-            <w:bottom w:w="0" w:type="dxa"/>
-          </w:tblCellMar>
-        </w:tblPrEx>
         <w:tc>
           <w:tcPr>
             <w:tcW w:w="5500" w:type="dxa"/>
@@ -526,12 +498,6 @@
         </w:tc>
       </w:tr>
       <w:tr>
-        <w:tblPrEx>
-          <w:tblCellMar>
-            <w:top w:w="0" w:type="dxa"/>
-            <w:bottom w:w="0" w:type="dxa"/>
-          </w:tblCellMar>
-        </w:tblPrEx>
         <w:tc>
           <w:tcPr>
             <w:tcW w:w="5500" w:type="dxa"/>
@@ -574,12 +540,6 @@
         </w:tc>
       </w:tr>
       <w:tr>
-        <w:tblPrEx>
-          <w:tblCellMar>
-            <w:top w:w="0" w:type="dxa"/>
-            <w:bottom w:w="0" w:type="dxa"/>
-          </w:tblCellMar>
-        </w:tblPrEx>
         <w:tc>
           <w:tcPr>
             <w:tcW w:w="5500" w:type="dxa"/>
@@ -624,12 +584,6 @@
         </w:tc>
       </w:tr>
       <w:tr>
-        <w:tblPrEx>
-          <w:tblCellMar>
-            <w:top w:w="0" w:type="dxa"/>
-            <w:bottom w:w="0" w:type="dxa"/>
-          </w:tblCellMar>
-        </w:tblPrEx>
         <w:tc>
           <w:tcPr>
             <w:tcW w:w="5500" w:type="dxa"/>
@@ -672,12 +626,6 @@
         </w:tc>
       </w:tr>
       <w:tr>
-        <w:tblPrEx>
-          <w:tblCellMar>
-            <w:top w:w="0" w:type="dxa"/>
-            <w:bottom w:w="0" w:type="dxa"/>
-          </w:tblCellMar>
-        </w:tblPrEx>
         <w:tc>
           <w:tcPr>
             <w:tcW w:w="5500" w:type="dxa"/>
@@ -808,7 +756,6 @@
         <w:spacing w:after="80"/>
       </w:pPr>
       <w:r>
-        <w:lastRenderedPageBreak/>
         <w:t>145 registros adicionais de idade = 1, encontrados apenas na segunda rodada de qualidade de dados.</w:t>
       </w:r>
     </w:p>
@@ -851,6 +798,7 @@
         <w:spacing w:after="80"/>
       </w:pPr>
       <w:r>
+        <w:lastRenderedPageBreak/>
         <w:t xml:space="preserve">2.537 registros de </w:t>
       </w:r>
       <w:proofErr w:type="spellStart"/>
@@ -893,12 +841,6 @@
         <w:gridCol w:w="3850"/>
       </w:tblGrid>
       <w:tr>
-        <w:tblPrEx>
-          <w:tblCellMar>
-            <w:top w:w="0" w:type="dxa"/>
-            <w:bottom w:w="0" w:type="dxa"/>
-          </w:tblCellMar>
-        </w:tblPrEx>
         <w:trPr>
           <w:tblHeader/>
         </w:trPr>
@@ -952,12 +894,6 @@
         </w:tc>
       </w:tr>
       <w:tr>
-        <w:tblPrEx>
-          <w:tblCellMar>
-            <w:top w:w="0" w:type="dxa"/>
-            <w:bottom w:w="0" w:type="dxa"/>
-          </w:tblCellMar>
-        </w:tblPrEx>
         <w:tc>
           <w:tcPr>
             <w:tcW w:w="5500" w:type="dxa"/>
@@ -1000,12 +936,6 @@
         </w:tc>
       </w:tr>
       <w:tr>
-        <w:tblPrEx>
-          <w:tblCellMar>
-            <w:top w:w="0" w:type="dxa"/>
-            <w:bottom w:w="0" w:type="dxa"/>
-          </w:tblCellMar>
-        </w:tblPrEx>
         <w:tc>
           <w:tcPr>
             <w:tcW w:w="5500" w:type="dxa"/>
@@ -1050,12 +980,6 @@
         </w:tc>
       </w:tr>
       <w:tr>
-        <w:tblPrEx>
-          <w:tblCellMar>
-            <w:top w:w="0" w:type="dxa"/>
-            <w:bottom w:w="0" w:type="dxa"/>
-          </w:tblCellMar>
-        </w:tblPrEx>
         <w:tc>
           <w:tcPr>
             <w:tcW w:w="5500" w:type="dxa"/>
@@ -1098,12 +1022,6 @@
         </w:tc>
       </w:tr>
       <w:tr>
-        <w:tblPrEx>
-          <w:tblCellMar>
-            <w:top w:w="0" w:type="dxa"/>
-            <w:bottom w:w="0" w:type="dxa"/>
-          </w:tblCellMar>
-        </w:tblPrEx>
         <w:tc>
           <w:tcPr>
             <w:tcW w:w="5500" w:type="dxa"/>
@@ -1148,12 +1066,6 @@
         </w:tc>
       </w:tr>
       <w:tr>
-        <w:tblPrEx>
-          <w:tblCellMar>
-            <w:top w:w="0" w:type="dxa"/>
-            <w:bottom w:w="0" w:type="dxa"/>
-          </w:tblCellMar>
-        </w:tblPrEx>
         <w:tc>
           <w:tcPr>
             <w:tcW w:w="5500" w:type="dxa"/>
@@ -1228,12 +1140,6 @@
         </w:tc>
       </w:tr>
       <w:tr>
-        <w:tblPrEx>
-          <w:tblCellMar>
-            <w:top w:w="0" w:type="dxa"/>
-            <w:bottom w:w="0" w:type="dxa"/>
-          </w:tblCellMar>
-        </w:tblPrEx>
         <w:tc>
           <w:tcPr>
             <w:tcW w:w="5500" w:type="dxa"/>
@@ -1278,12 +1184,6 @@
         </w:tc>
       </w:tr>
       <w:tr>
-        <w:tblPrEx>
-          <w:tblCellMar>
-            <w:top w:w="0" w:type="dxa"/>
-            <w:bottom w:w="0" w:type="dxa"/>
-          </w:tblCellMar>
-        </w:tblPrEx>
         <w:tc>
           <w:tcPr>
             <w:tcW w:w="5500" w:type="dxa"/>
@@ -1326,12 +1226,6 @@
         </w:tc>
       </w:tr>
       <w:tr>
-        <w:tblPrEx>
-          <w:tblCellMar>
-            <w:top w:w="0" w:type="dxa"/>
-            <w:bottom w:w="0" w:type="dxa"/>
-          </w:tblCellMar>
-        </w:tblPrEx>
         <w:tc>
           <w:tcPr>
             <w:tcW w:w="5500" w:type="dxa"/>
@@ -1469,12 +1363,6 @@
         <w:gridCol w:w="3350"/>
       </w:tblGrid>
       <w:tr>
-        <w:tblPrEx>
-          <w:tblCellMar>
-            <w:top w:w="0" w:type="dxa"/>
-            <w:bottom w:w="0" w:type="dxa"/>
-          </w:tblCellMar>
-        </w:tblPrEx>
         <w:trPr>
           <w:tblHeader/>
         </w:trPr>
@@ -1552,12 +1440,6 @@
         </w:tc>
       </w:tr>
       <w:tr>
-        <w:tblPrEx>
-          <w:tblCellMar>
-            <w:top w:w="0" w:type="dxa"/>
-            <w:bottom w:w="0" w:type="dxa"/>
-          </w:tblCellMar>
-        </w:tblPrEx>
         <w:tc>
           <w:tcPr>
             <w:tcW w:w="2600" w:type="dxa"/>
@@ -1620,12 +1502,6 @@
         </w:tc>
       </w:tr>
       <w:tr>
-        <w:tblPrEx>
-          <w:tblCellMar>
-            <w:top w:w="0" w:type="dxa"/>
-            <w:bottom w:w="0" w:type="dxa"/>
-          </w:tblCellMar>
-        </w:tblPrEx>
         <w:tc>
           <w:tcPr>
             <w:tcW w:w="2600" w:type="dxa"/>
@@ -1691,12 +1567,6 @@
         </w:tc>
       </w:tr>
       <w:tr>
-        <w:tblPrEx>
-          <w:tblCellMar>
-            <w:top w:w="0" w:type="dxa"/>
-            <w:bottom w:w="0" w:type="dxa"/>
-          </w:tblCellMar>
-        </w:tblPrEx>
         <w:tc>
           <w:tcPr>
             <w:tcW w:w="2600" w:type="dxa"/>
@@ -1768,12 +1638,6 @@
         </w:tc>
       </w:tr>
       <w:tr>
-        <w:tblPrEx>
-          <w:tblCellMar>
-            <w:top w:w="0" w:type="dxa"/>
-            <w:bottom w:w="0" w:type="dxa"/>
-          </w:tblCellMar>
-        </w:tblPrEx>
         <w:tc>
           <w:tcPr>
             <w:tcW w:w="2600" w:type="dxa"/>
@@ -1839,12 +1703,6 @@
         </w:tc>
       </w:tr>
       <w:tr>
-        <w:tblPrEx>
-          <w:tblCellMar>
-            <w:top w:w="0" w:type="dxa"/>
-            <w:bottom w:w="0" w:type="dxa"/>
-          </w:tblCellMar>
-        </w:tblPrEx>
         <w:tc>
           <w:tcPr>
             <w:tcW w:w="2600" w:type="dxa"/>
@@ -1916,12 +1774,6 @@
         </w:tc>
       </w:tr>
       <w:tr>
-        <w:tblPrEx>
-          <w:tblCellMar>
-            <w:top w:w="0" w:type="dxa"/>
-            <w:bottom w:w="0" w:type="dxa"/>
-          </w:tblCellMar>
-        </w:tblPrEx>
         <w:tc>
           <w:tcPr>
             <w:tcW w:w="2600" w:type="dxa"/>
@@ -1989,12 +1841,6 @@
         </w:tc>
       </w:tr>
       <w:tr>
-        <w:tblPrEx>
-          <w:tblCellMar>
-            <w:top w:w="0" w:type="dxa"/>
-            <w:bottom w:w="0" w:type="dxa"/>
-          </w:tblCellMar>
-        </w:tblPrEx>
         <w:tc>
           <w:tcPr>
             <w:tcW w:w="2600" w:type="dxa"/>
@@ -2011,7 +1857,6 @@
                 <w:sz w:val="20"/>
                 <w:szCs w:val="20"/>
               </w:rPr>
-              <w:lastRenderedPageBreak/>
               <w:t>CPF</w:t>
             </w:r>
           </w:p>
@@ -2122,6 +1967,26 @@
       <w:r>
         <w:t>310 duplicatas removidas de contratos; 1.209 de apostas</w:t>
       </w:r>
+    </w:p>
+    <w:p>
+      <w:pPr>
+        <w:spacing w:after="80"/>
+      </w:pPr>
+    </w:p>
+    <w:p>
+      <w:pPr>
+        <w:spacing w:after="80"/>
+      </w:pPr>
+    </w:p>
+    <w:p>
+      <w:pPr>
+        <w:spacing w:after="80"/>
+      </w:pPr>
+    </w:p>
+    <w:p>
+      <w:pPr>
+        <w:spacing w:after="80"/>
+      </w:pPr>
     </w:p>
     <w:p>
       <w:pPr>
@@ -2155,12 +2020,6 @@
         <w:gridCol w:w="3750"/>
       </w:tblGrid>
       <w:tr>
-        <w:tblPrEx>
-          <w:tblCellMar>
-            <w:top w:w="0" w:type="dxa"/>
-            <w:bottom w:w="0" w:type="dxa"/>
-          </w:tblCellMar>
-        </w:tblPrEx>
         <w:trPr>
           <w:tblHeader/>
         </w:trPr>
@@ -2238,12 +2097,6 @@
         </w:tc>
       </w:tr>
       <w:tr>
-        <w:tblPrEx>
-          <w:tblCellMar>
-            <w:top w:w="0" w:type="dxa"/>
-            <w:bottom w:w="0" w:type="dxa"/>
-          </w:tblCellMar>
-        </w:tblPrEx>
         <w:tc>
           <w:tcPr>
             <w:tcW w:w="3200" w:type="dxa"/>
@@ -2331,12 +2184,6 @@
         </w:tc>
       </w:tr>
       <w:tr>
-        <w:tblPrEx>
-          <w:tblCellMar>
-            <w:top w:w="0" w:type="dxa"/>
-            <w:bottom w:w="0" w:type="dxa"/>
-          </w:tblCellMar>
-        </w:tblPrEx>
         <w:tc>
           <w:tcPr>
             <w:tcW w:w="3200" w:type="dxa"/>
@@ -2473,12 +2320,6 @@
         <w:gridCol w:w="3150"/>
       </w:tblGrid>
       <w:tr>
-        <w:tblPrEx>
-          <w:tblCellMar>
-            <w:top w:w="0" w:type="dxa"/>
-            <w:bottom w:w="0" w:type="dxa"/>
-          </w:tblCellMar>
-        </w:tblPrEx>
         <w:trPr>
           <w:tblHeader/>
         </w:trPr>
@@ -2532,12 +2373,6 @@
         </w:tc>
       </w:tr>
       <w:tr>
-        <w:tblPrEx>
-          <w:tblCellMar>
-            <w:top w:w="0" w:type="dxa"/>
-            <w:bottom w:w="0" w:type="dxa"/>
-          </w:tblCellMar>
-        </w:tblPrEx>
         <w:tc>
           <w:tcPr>
             <w:tcW w:w="6200" w:type="dxa"/>
@@ -2580,12 +2415,6 @@
         </w:tc>
       </w:tr>
       <w:tr>
-        <w:tblPrEx>
-          <w:tblCellMar>
-            <w:top w:w="0" w:type="dxa"/>
-            <w:bottom w:w="0" w:type="dxa"/>
-          </w:tblCellMar>
-        </w:tblPrEx>
         <w:tc>
           <w:tcPr>
             <w:tcW w:w="6200" w:type="dxa"/>
@@ -2630,12 +2459,6 @@
         </w:tc>
       </w:tr>
       <w:tr>
-        <w:tblPrEx>
-          <w:tblCellMar>
-            <w:top w:w="0" w:type="dxa"/>
-            <w:bottom w:w="0" w:type="dxa"/>
-          </w:tblCellMar>
-        </w:tblPrEx>
         <w:tc>
           <w:tcPr>
             <w:tcW w:w="6200" w:type="dxa"/>
@@ -2678,12 +2501,6 @@
         </w:tc>
       </w:tr>
       <w:tr>
-        <w:tblPrEx>
-          <w:tblCellMar>
-            <w:top w:w="0" w:type="dxa"/>
-            <w:bottom w:w="0" w:type="dxa"/>
-          </w:tblCellMar>
-        </w:tblPrEx>
         <w:tc>
           <w:tcPr>
             <w:tcW w:w="6200" w:type="dxa"/>
@@ -2728,12 +2545,6 @@
         </w:tc>
       </w:tr>
       <w:tr>
-        <w:tblPrEx>
-          <w:tblCellMar>
-            <w:top w:w="0" w:type="dxa"/>
-            <w:bottom w:w="0" w:type="dxa"/>
-          </w:tblCellMar>
-        </w:tblPrEx>
         <w:tc>
           <w:tcPr>
             <w:tcW w:w="6200" w:type="dxa"/>
@@ -2776,12 +2587,6 @@
         </w:tc>
       </w:tr>
       <w:tr>
-        <w:tblPrEx>
-          <w:tblCellMar>
-            <w:top w:w="0" w:type="dxa"/>
-            <w:bottom w:w="0" w:type="dxa"/>
-          </w:tblCellMar>
-        </w:tblPrEx>
         <w:tc>
           <w:tcPr>
             <w:tcW w:w="6200" w:type="dxa"/>
@@ -2834,6 +2639,11 @@
     <w:p>
       <w:pPr>
         <w:spacing w:after="150"/>
+        <w:rPr>
+          <w:i/>
+          <w:iCs/>
+          <w:color w:val="5F5E5A"/>
+        </w:rPr>
       </w:pPr>
       <w:r>
         <w:rPr>
@@ -2882,6 +2692,146 @@
     </w:p>
     <w:p>
       <w:pPr>
+        <w:spacing w:after="150"/>
+        <w:rPr>
+          <w:i/>
+          <w:iCs/>
+          <w:color w:val="5F5E5A"/>
+        </w:rPr>
+      </w:pPr>
+    </w:p>
+    <w:p>
+      <w:pPr>
+        <w:spacing w:after="150"/>
+        <w:rPr>
+          <w:i/>
+          <w:iCs/>
+          <w:color w:val="5F5E5A"/>
+        </w:rPr>
+      </w:pPr>
+    </w:p>
+    <w:p>
+      <w:pPr>
+        <w:spacing w:after="150"/>
+        <w:rPr>
+          <w:i/>
+          <w:iCs/>
+          <w:color w:val="5F5E5A"/>
+        </w:rPr>
+      </w:pPr>
+    </w:p>
+    <w:p>
+      <w:pPr>
+        <w:spacing w:after="150"/>
+        <w:rPr>
+          <w:i/>
+          <w:iCs/>
+          <w:color w:val="5F5E5A"/>
+        </w:rPr>
+      </w:pPr>
+    </w:p>
+    <w:p>
+      <w:pPr>
+        <w:spacing w:after="150"/>
+        <w:rPr>
+          <w:i/>
+          <w:iCs/>
+          <w:color w:val="5F5E5A"/>
+        </w:rPr>
+      </w:pPr>
+    </w:p>
+    <w:p>
+      <w:pPr>
+        <w:spacing w:after="150"/>
+        <w:rPr>
+          <w:i/>
+          <w:iCs/>
+          <w:color w:val="5F5E5A"/>
+        </w:rPr>
+      </w:pPr>
+    </w:p>
+    <w:p>
+      <w:pPr>
+        <w:spacing w:after="150"/>
+        <w:rPr>
+          <w:i/>
+          <w:iCs/>
+          <w:color w:val="5F5E5A"/>
+        </w:rPr>
+      </w:pPr>
+    </w:p>
+    <w:p>
+      <w:pPr>
+        <w:spacing w:after="150"/>
+        <w:rPr>
+          <w:i/>
+          <w:iCs/>
+          <w:color w:val="5F5E5A"/>
+        </w:rPr>
+      </w:pPr>
+    </w:p>
+    <w:p>
+      <w:pPr>
+        <w:spacing w:after="150"/>
+        <w:rPr>
+          <w:i/>
+          <w:iCs/>
+          <w:color w:val="5F5E5A"/>
+        </w:rPr>
+      </w:pPr>
+    </w:p>
+    <w:p>
+      <w:pPr>
+        <w:spacing w:after="150"/>
+        <w:rPr>
+          <w:i/>
+          <w:iCs/>
+          <w:color w:val="5F5E5A"/>
+        </w:rPr>
+      </w:pPr>
+    </w:p>
+    <w:p>
+      <w:pPr>
+        <w:spacing w:after="150"/>
+        <w:rPr>
+          <w:i/>
+          <w:iCs/>
+          <w:color w:val="5F5E5A"/>
+        </w:rPr>
+      </w:pPr>
+    </w:p>
+    <w:p>
+      <w:pPr>
+        <w:spacing w:after="150"/>
+        <w:rPr>
+          <w:i/>
+          <w:iCs/>
+          <w:color w:val="5F5E5A"/>
+        </w:rPr>
+      </w:pPr>
+    </w:p>
+    <w:p>
+      <w:pPr>
+        <w:spacing w:after="150"/>
+        <w:rPr>
+          <w:i/>
+          <w:iCs/>
+          <w:color w:val="5F5E5A"/>
+        </w:rPr>
+      </w:pPr>
+    </w:p>
+    <w:p>
+      <w:pPr>
+        <w:spacing w:after="150"/>
+        <w:rPr>
+          <w:i/>
+          <w:iCs/>
+          <w:color w:val="5F5E5A"/>
+        </w:rPr>
+      </w:pPr>
+    </w:p>
+    <w:p>
+      <w:pPr>
         <w:pStyle w:val="Ttulo1"/>
         <w:spacing w:before="400" w:after="200"/>
       </w:pPr>
@@ -2897,6 +2847,12 @@
       <w:r>
         <w:t>4.1 Distribuição do valor contratado</w:t>
       </w:r>
+    </w:p>
+    <w:p>
+      <w:pPr>
+        <w:pStyle w:val="Ttulo2"/>
+        <w:spacing w:before="300" w:after="150"/>
+      </w:pPr>
     </w:p>
     <w:p>
       <w:pPr>
@@ -2907,7 +2863,6 @@
         <w:rPr>
           <w:noProof/>
         </w:rPr>
-        <w:lastRenderedPageBreak/>
         <w:drawing>
           <wp:inline distT="0" distB="0" distL="0" distR="0" wp14:anchorId="619CACBF" wp14:editId="529C137F">
             <wp:extent cx="5524500" cy="2705100"/>
@@ -2952,9 +2907,20 @@
       <w:pPr>
         <w:spacing w:after="300"/>
         <w:jc w:val="center"/>
-      </w:pPr>
-      <w:r>
         <w:rPr>
+          <w:b/>
+          <w:bCs/>
+          <w:i/>
+          <w:iCs/>
+          <w:color w:val="5F5E5A"/>
+          <w:sz w:val="18"/>
+          <w:szCs w:val="18"/>
+        </w:rPr>
+      </w:pPr>
+      <w:r>
+        <w:rPr>
+          <w:b/>
+          <w:bCs/>
           <w:i/>
           <w:iCs/>
           <w:color w:val="5F5E5A"/>
@@ -2963,6 +2929,16 @@
         </w:rPr>
         <w:t>Distribuição fortemente assimétrica à direita: concentração entre R$ 120 e R$ 1.300, com cauda longa até quase R$ 7.900.</w:t>
       </w:r>
+    </w:p>
+    <w:p>
+      <w:pPr>
+        <w:spacing w:after="300"/>
+        <w:jc w:val="center"/>
+        <w:rPr>
+          <w:b/>
+          <w:bCs/>
+        </w:rPr>
+      </w:pPr>
     </w:p>
     <w:p>
       <w:pPr>
@@ -3026,9 +3002,20 @@
       <w:pPr>
         <w:spacing w:after="300"/>
         <w:jc w:val="center"/>
-      </w:pPr>
-      <w:r>
         <w:rPr>
+          <w:b/>
+          <w:bCs/>
+          <w:i/>
+          <w:iCs/>
+          <w:color w:val="5F5E5A"/>
+          <w:sz w:val="18"/>
+          <w:szCs w:val="18"/>
+        </w:rPr>
+      </w:pPr>
+      <w:r>
+        <w:rPr>
+          <w:b/>
+          <w:bCs/>
           <w:i/>
           <w:iCs/>
           <w:color w:val="5F5E5A"/>
@@ -3040,9 +3027,60 @@
     </w:p>
     <w:p>
       <w:pPr>
+        <w:spacing w:after="300"/>
+        <w:jc w:val="center"/>
+        <w:rPr>
+          <w:b/>
+          <w:bCs/>
+          <w:i/>
+          <w:iCs/>
+          <w:color w:val="5F5E5A"/>
+          <w:sz w:val="18"/>
+          <w:szCs w:val="18"/>
+        </w:rPr>
+      </w:pPr>
+    </w:p>
+    <w:p>
+      <w:pPr>
+        <w:spacing w:after="300"/>
+        <w:jc w:val="center"/>
+        <w:rPr>
+          <w:b/>
+          <w:bCs/>
+          <w:i/>
+          <w:iCs/>
+          <w:color w:val="5F5E5A"/>
+          <w:sz w:val="18"/>
+          <w:szCs w:val="18"/>
+        </w:rPr>
+      </w:pPr>
+    </w:p>
+    <w:p>
+      <w:pPr>
+        <w:spacing w:after="300"/>
+        <w:jc w:val="center"/>
+        <w:rPr>
+          <w:b/>
+          <w:bCs/>
+          <w:i/>
+          <w:iCs/>
+          <w:color w:val="5F5E5A"/>
+          <w:sz w:val="18"/>
+          <w:szCs w:val="18"/>
+        </w:rPr>
+      </w:pPr>
+    </w:p>
+    <w:p>
+      <w:pPr>
         <w:pStyle w:val="Ttulo2"/>
         <w:spacing w:before="300" w:after="150"/>
       </w:pPr>
+    </w:p>
+    <w:p>
+      <w:pPr>
+        <w:pStyle w:val="Ttulo2"/>
+        <w:spacing w:before="300" w:after="150"/>
+      </w:pPr>
       <w:r>
         <w:t>4.3 Evolução da inadimplência por safra</w:t>
       </w:r>
@@ -3051,17 +3089,19 @@
       <w:pPr>
         <w:spacing w:before="100" w:after="200"/>
         <w:jc w:val="center"/>
-      </w:pPr>
-      <w:r>
         <w:rPr>
           <w:noProof/>
         </w:rPr>
-        <w:lastRenderedPageBreak/>
+      </w:pPr>
+      <w:r>
+        <w:rPr>
+          <w:noProof/>
+        </w:rPr>
         <w:drawing>
-          <wp:inline distT="0" distB="0" distL="0" distR="0" wp14:anchorId="560AE7A6" wp14:editId="7B65BA1F">
-            <wp:extent cx="5524500" cy="2628900"/>
-            <wp:effectExtent l="0" t="0" r="0" b="0"/>
-            <wp:docPr id="373745456" name="Imagem 373745456"/>
+          <wp:inline distT="0" distB="0" distL="0" distR="0" wp14:anchorId="1ED818D3" wp14:editId="3949B91B">
+            <wp:extent cx="5454594" cy="3117655"/>
+            <wp:effectExtent l="0" t="0" r="0" b="6985"/>
+            <wp:docPr id="2039543212" name="Imagem 3"/>
             <wp:cNvGraphicFramePr>
               <a:graphicFrameLocks xmlns:a="http://schemas.openxmlformats.org/drawingml/2006/main" noChangeAspect="1"/>
             </wp:cNvGraphicFramePr>
@@ -3069,13 +3109,19 @@
               <a:graphicData uri="http://schemas.openxmlformats.org/drawingml/2006/picture">
                 <pic:pic xmlns:pic="http://schemas.openxmlformats.org/drawingml/2006/picture">
                   <pic:nvPicPr>
-                    <pic:cNvPr id="0" name=""/>
+                    <pic:cNvPr id="0" name="Picture 11"/>
                     <pic:cNvPicPr>
                       <a:picLocks noChangeAspect="1" noChangeArrowheads="1"/>
                     </pic:cNvPicPr>
                   </pic:nvPicPr>
                   <pic:blipFill>
-                    <a:blip r:embed="rId9"/>
+                    <a:blip r:embed="rId9">
+                      <a:extLst>
+                        <a:ext uri="{28A0092B-C50C-407E-A947-70E740481C1C}">
+                          <a14:useLocalDpi xmlns:a14="http://schemas.microsoft.com/office/drawing/2010/main" val="0"/>
+                        </a:ext>
+                      </a:extLst>
+                    </a:blip>
                     <a:srcRect/>
                     <a:stretch>
                       <a:fillRect/>
@@ -3084,11 +3130,15 @@
                   <pic:spPr bwMode="auto">
                     <a:xfrm>
                       <a:off x="0" y="0"/>
-                      <a:ext cx="5524500" cy="2628900"/>
+                      <a:ext cx="5547051" cy="3170500"/>
                     </a:xfrm>
                     <a:prstGeom prst="rect">
                       <a:avLst/>
                     </a:prstGeom>
+                    <a:noFill/>
+                    <a:ln>
+                      <a:noFill/>
+                    </a:ln>
                   </pic:spPr>
                 </pic:pic>
               </a:graphicData>
@@ -3101,8 +3151,43 @@
       <w:pPr>
         <w:spacing w:after="300"/>
         <w:jc w:val="center"/>
-      </w:pPr>
-      <w:r>
+        <w:rPr>
+          <w:b/>
+          <w:bCs/>
+        </w:rPr>
+      </w:pPr>
+      <w:r>
+        <w:rPr>
+          <w:b/>
+          <w:bCs/>
+          <w:i/>
+          <w:iCs/>
+          <w:color w:val="5F5E5A"/>
+          <w:sz w:val="18"/>
+          <w:szCs w:val="18"/>
+        </w:rPr>
+        <w:t>Piora progressiva de junho (15,4%) a novembro de 2025 (19,3%); dezembro é parcial (dados até dia 19).</w:t>
+      </w:r>
+    </w:p>
+    <w:p>
+      <w:pPr>
+        <w:pStyle w:val="Ttulo2"/>
+        <w:spacing w:before="300" w:after="150"/>
+      </w:pPr>
+    </w:p>
+    <w:p>
+      <w:pPr>
+        <w:pStyle w:val="Ttulo2"/>
+        <w:spacing w:before="300" w:after="150"/>
+      </w:pPr>
+      <w:r>
+        <w:t>4.4 Apostas e inadimplência</w:t>
+      </w:r>
+    </w:p>
+    <w:p>
+      <w:pPr>
+        <w:spacing w:before="100" w:after="200"/>
+        <w:jc w:val="center"/>
         <w:rPr>
           <w:i/>
           <w:iCs/>
@@ -3110,22 +3195,6 @@
           <w:sz w:val="18"/>
           <w:szCs w:val="18"/>
         </w:rPr>
-        <w:t>Piora progressiva de junho (15,4%) a novembro de 2025 (19,3%); dezembro é parcial (dados até dia 19).</w:t>
-      </w:r>
-    </w:p>
-    <w:p>
-      <w:pPr>
-        <w:pStyle w:val="Ttulo2"/>
-        <w:spacing w:before="300" w:after="150"/>
-      </w:pPr>
-      <w:r>
-        <w:t>4.4 Apostas e inadimplência</w:t>
-      </w:r>
-    </w:p>
-    <w:p>
-      <w:pPr>
-        <w:spacing w:before="100" w:after="200"/>
-        <w:jc w:val="center"/>
       </w:pPr>
       <w:r>
         <w:rPr>
@@ -3173,11 +3242,22 @@
     </w:p>
     <w:p>
       <w:pPr>
-        <w:spacing w:after="300"/>
+        <w:spacing w:before="100" w:after="200"/>
         <w:jc w:val="center"/>
-      </w:pPr>
-      <w:r>
         <w:rPr>
+          <w:b/>
+          <w:bCs/>
+          <w:i/>
+          <w:iCs/>
+          <w:color w:val="5F5E5A"/>
+          <w:sz w:val="18"/>
+          <w:szCs w:val="18"/>
+        </w:rPr>
+      </w:pPr>
+      <w:r>
+        <w:rPr>
+          <w:b/>
+          <w:bCs/>
           <w:i/>
           <w:iCs/>
           <w:color w:val="5F5E5A"/>
@@ -3191,16 +3271,135 @@
       <w:pPr>
         <w:spacing w:before="100" w:after="200"/>
         <w:jc w:val="center"/>
+        <w:rPr>
+          <w:b/>
+          <w:bCs/>
+          <w:i/>
+          <w:iCs/>
+          <w:color w:val="5F5E5A"/>
+          <w:sz w:val="18"/>
+          <w:szCs w:val="18"/>
+        </w:rPr>
+      </w:pPr>
+    </w:p>
+    <w:p>
+      <w:pPr>
+        <w:spacing w:before="100" w:after="200"/>
+        <w:jc w:val="center"/>
+        <w:rPr>
+          <w:b/>
+          <w:bCs/>
+          <w:i/>
+          <w:iCs/>
+          <w:color w:val="5F5E5A"/>
+          <w:sz w:val="18"/>
+          <w:szCs w:val="18"/>
+        </w:rPr>
+      </w:pPr>
+    </w:p>
+    <w:p>
+      <w:pPr>
+        <w:spacing w:before="100" w:after="200"/>
+        <w:jc w:val="center"/>
+        <w:rPr>
+          <w:b/>
+          <w:bCs/>
+          <w:i/>
+          <w:iCs/>
+          <w:color w:val="5F5E5A"/>
+          <w:sz w:val="18"/>
+          <w:szCs w:val="18"/>
+        </w:rPr>
+      </w:pPr>
+    </w:p>
+    <w:p>
+      <w:pPr>
+        <w:spacing w:before="100" w:after="200"/>
+        <w:jc w:val="center"/>
+        <w:rPr>
+          <w:b/>
+          <w:bCs/>
+          <w:i/>
+          <w:iCs/>
+          <w:color w:val="5F5E5A"/>
+          <w:sz w:val="18"/>
+          <w:szCs w:val="18"/>
+        </w:rPr>
+      </w:pPr>
+    </w:p>
+    <w:p>
+      <w:pPr>
+        <w:spacing w:before="100" w:after="200"/>
+        <w:jc w:val="center"/>
+        <w:rPr>
+          <w:b/>
+          <w:bCs/>
+          <w:i/>
+          <w:iCs/>
+          <w:color w:val="5F5E5A"/>
+          <w:sz w:val="18"/>
+          <w:szCs w:val="18"/>
+        </w:rPr>
+      </w:pPr>
+    </w:p>
+    <w:p>
+      <w:pPr>
+        <w:spacing w:before="100" w:after="200"/>
+        <w:jc w:val="center"/>
+        <w:rPr>
+          <w:b/>
+          <w:bCs/>
+          <w:i/>
+          <w:iCs/>
+          <w:color w:val="5F5E5A"/>
+          <w:sz w:val="18"/>
+          <w:szCs w:val="18"/>
+        </w:rPr>
+      </w:pPr>
+    </w:p>
+    <w:p>
+      <w:pPr>
+        <w:spacing w:before="100" w:after="200"/>
+        <w:rPr>
+          <w:b/>
+          <w:bCs/>
+          <w:i/>
+          <w:iCs/>
+          <w:color w:val="5F5E5A"/>
+          <w:sz w:val="18"/>
+          <w:szCs w:val="18"/>
+        </w:rPr>
+      </w:pPr>
+    </w:p>
+    <w:p>
+      <w:pPr>
+        <w:spacing w:before="100" w:after="200"/>
+        <w:jc w:val="center"/>
+      </w:pPr>
+    </w:p>
+    <w:p>
+      <w:pPr>
+        <w:spacing w:before="100" w:after="200"/>
+        <w:jc w:val="center"/>
+      </w:pPr>
+    </w:p>
+    <w:p>
+      <w:pPr>
+        <w:spacing w:before="100" w:after="200"/>
+        <w:jc w:val="center"/>
+        <w:rPr>
+          <w:noProof/>
+        </w:rPr>
       </w:pPr>
       <w:r>
         <w:rPr>
           <w:noProof/>
         </w:rPr>
         <w:drawing>
-          <wp:inline distT="0" distB="0" distL="0" distR="0" wp14:anchorId="1D2AD5D7" wp14:editId="0F5A6802">
-            <wp:extent cx="5524500" cy="2486025"/>
-            <wp:effectExtent l="0" t="0" r="0" b="0"/>
-            <wp:docPr id="1095779910" name="Imagem 1095779910"/>
+          <wp:inline distT="0" distB="0" distL="0" distR="0" wp14:anchorId="7ED90483" wp14:editId="2106BAAD">
+            <wp:extent cx="4929808" cy="2817706"/>
+            <wp:effectExtent l="0" t="0" r="4445" b="1905"/>
+            <wp:docPr id="392049941" name="Imagem 5"/>
             <wp:cNvGraphicFramePr>
               <a:graphicFrameLocks xmlns:a="http://schemas.openxmlformats.org/drawingml/2006/main" noChangeAspect="1"/>
             </wp:cNvGraphicFramePr>
@@ -3208,13 +3407,19 @@
               <a:graphicData uri="http://schemas.openxmlformats.org/drawingml/2006/picture">
                 <pic:pic xmlns:pic="http://schemas.openxmlformats.org/drawingml/2006/picture">
                   <pic:nvPicPr>
-                    <pic:cNvPr id="0" name=""/>
+                    <pic:cNvPr id="0" name="Picture 15"/>
                     <pic:cNvPicPr>
                       <a:picLocks noChangeAspect="1" noChangeArrowheads="1"/>
                     </pic:cNvPicPr>
                   </pic:nvPicPr>
                   <pic:blipFill>
-                    <a:blip r:embed="rId11"/>
+                    <a:blip r:embed="rId11">
+                      <a:extLst>
+                        <a:ext uri="{28A0092B-C50C-407E-A947-70E740481C1C}">
+                          <a14:useLocalDpi xmlns:a14="http://schemas.microsoft.com/office/drawing/2010/main" val="0"/>
+                        </a:ext>
+                      </a:extLst>
+                    </a:blip>
                     <a:srcRect/>
                     <a:stretch>
                       <a:fillRect/>
@@ -3223,11 +3428,15 @@
                   <pic:spPr bwMode="auto">
                     <a:xfrm>
                       <a:off x="0" y="0"/>
-                      <a:ext cx="5524500" cy="2486025"/>
+                      <a:ext cx="4968368" cy="2839746"/>
                     </a:xfrm>
                     <a:prstGeom prst="rect">
                       <a:avLst/>
                     </a:prstGeom>
+                    <a:noFill/>
+                    <a:ln>
+                      <a:noFill/>
+                    </a:ln>
                   </pic:spPr>
                 </pic:pic>
               </a:graphicData>
@@ -3240,18 +3449,89 @@
       <w:pPr>
         <w:spacing w:after="300"/>
         <w:jc w:val="center"/>
-      </w:pPr>
-      <w:r>
         <w:rPr>
+          <w:b/>
+          <w:bCs/>
           <w:i/>
           <w:iCs/>
           <w:color w:val="5F5E5A"/>
           <w:sz w:val="18"/>
           <w:szCs w:val="18"/>
         </w:rPr>
-        <w:lastRenderedPageBreak/>
-        <w:t>Efeito de dose-resposta: quanto mais transações de apostas, maior a inadimplência.</w:t>
-      </w:r>
+      </w:pPr>
+      <w:r>
+        <w:rPr>
+          <w:b/>
+          <w:bCs/>
+          <w:i/>
+          <w:iCs/>
+          <w:color w:val="5F5E5A"/>
+          <w:sz w:val="18"/>
+          <w:szCs w:val="18"/>
+        </w:rPr>
+        <w:t>Inadimplência por n° de transações de apostas mostra que</w:t>
+      </w:r>
+      <w:r>
+        <w:rPr>
+          <w:b/>
+          <w:bCs/>
+          <w:i/>
+          <w:iCs/>
+          <w:color w:val="5F5E5A"/>
+          <w:sz w:val="18"/>
+          <w:szCs w:val="18"/>
+        </w:rPr>
+        <w:t xml:space="preserve">: </w:t>
+      </w:r>
+      <w:r>
+        <w:rPr>
+          <w:b/>
+          <w:bCs/>
+          <w:i/>
+          <w:iCs/>
+          <w:color w:val="5F5E5A"/>
+          <w:sz w:val="18"/>
+          <w:szCs w:val="18"/>
+        </w:rPr>
+        <w:t>Q</w:t>
+      </w:r>
+      <w:r>
+        <w:rPr>
+          <w:b/>
+          <w:bCs/>
+          <w:i/>
+          <w:iCs/>
+          <w:color w:val="5F5E5A"/>
+          <w:sz w:val="18"/>
+          <w:szCs w:val="18"/>
+        </w:rPr>
+        <w:t>uanto mais transações de apostas, maior a inadimplência.</w:t>
+      </w:r>
+    </w:p>
+    <w:p>
+      <w:pPr>
+        <w:spacing w:after="300"/>
+        <w:jc w:val="center"/>
+        <w:rPr>
+          <w:b/>
+          <w:bCs/>
+          <w:i/>
+          <w:iCs/>
+          <w:color w:val="5F5E5A"/>
+          <w:sz w:val="18"/>
+          <w:szCs w:val="18"/>
+        </w:rPr>
+      </w:pPr>
+    </w:p>
+    <w:p>
+      <w:pPr>
+        <w:spacing w:after="300"/>
+        <w:jc w:val="center"/>
+        <w:rPr>
+          <w:b/>
+          <w:bCs/>
+        </w:rPr>
+      </w:pPr>
     </w:p>
     <w:p>
       <w:pPr>
@@ -3306,9 +3586,20 @@
       <w:pPr>
         <w:spacing w:after="300"/>
         <w:jc w:val="center"/>
-      </w:pPr>
-      <w:r>
         <w:rPr>
+          <w:b/>
+          <w:bCs/>
+          <w:i/>
+          <w:iCs/>
+          <w:color w:val="5F5E5A"/>
+          <w:sz w:val="18"/>
+          <w:szCs w:val="18"/>
+        </w:rPr>
+      </w:pPr>
+      <w:r>
+        <w:rPr>
+          <w:b/>
+          <w:bCs/>
           <w:i/>
           <w:iCs/>
           <w:color w:val="5F5E5A"/>
@@ -3320,18 +3611,121 @@
     </w:p>
     <w:p>
       <w:pPr>
+        <w:spacing w:after="300"/>
+        <w:jc w:val="center"/>
+        <w:rPr>
+          <w:b/>
+          <w:bCs/>
+          <w:i/>
+          <w:iCs/>
+          <w:color w:val="5F5E5A"/>
+          <w:sz w:val="18"/>
+          <w:szCs w:val="18"/>
+        </w:rPr>
+      </w:pPr>
+    </w:p>
+    <w:p>
+      <w:pPr>
+        <w:spacing w:after="300"/>
+        <w:jc w:val="center"/>
+        <w:rPr>
+          <w:b/>
+          <w:bCs/>
+          <w:i/>
+          <w:iCs/>
+          <w:color w:val="5F5E5A"/>
+          <w:sz w:val="18"/>
+          <w:szCs w:val="18"/>
+        </w:rPr>
+      </w:pPr>
+    </w:p>
+    <w:p>
+      <w:pPr>
+        <w:spacing w:after="300"/>
+        <w:jc w:val="center"/>
+        <w:rPr>
+          <w:b/>
+          <w:bCs/>
+          <w:i/>
+          <w:iCs/>
+          <w:color w:val="5F5E5A"/>
+          <w:sz w:val="18"/>
+          <w:szCs w:val="18"/>
+        </w:rPr>
+      </w:pPr>
+    </w:p>
+    <w:p>
+      <w:pPr>
+        <w:spacing w:after="300"/>
+        <w:jc w:val="center"/>
+        <w:rPr>
+          <w:b/>
+          <w:bCs/>
+          <w:i/>
+          <w:iCs/>
+          <w:color w:val="5F5E5A"/>
+          <w:sz w:val="18"/>
+          <w:szCs w:val="18"/>
+        </w:rPr>
+      </w:pPr>
+    </w:p>
+    <w:p>
+      <w:pPr>
+        <w:spacing w:after="300"/>
+        <w:jc w:val="center"/>
+        <w:rPr>
+          <w:b/>
+          <w:bCs/>
+          <w:i/>
+          <w:iCs/>
+          <w:color w:val="5F5E5A"/>
+          <w:sz w:val="18"/>
+          <w:szCs w:val="18"/>
+        </w:rPr>
+      </w:pPr>
+    </w:p>
+    <w:p>
+      <w:pPr>
+        <w:spacing w:after="300"/>
+        <w:jc w:val="center"/>
+        <w:rPr>
+          <w:b/>
+          <w:bCs/>
+          <w:i/>
+          <w:iCs/>
+          <w:color w:val="5F5E5A"/>
+          <w:sz w:val="18"/>
+          <w:szCs w:val="18"/>
+        </w:rPr>
+      </w:pPr>
+    </w:p>
+    <w:p>
+      <w:pPr>
+        <w:spacing w:after="300"/>
+        <w:jc w:val="center"/>
+        <w:rPr>
+          <w:b/>
+          <w:bCs/>
+        </w:rPr>
+      </w:pPr>
+    </w:p>
+    <w:p>
+      <w:pPr>
         <w:spacing w:before="100" w:after="200"/>
         <w:jc w:val="center"/>
+        <w:rPr>
+          <w:noProof/>
+        </w:rPr>
       </w:pPr>
       <w:r>
         <w:rPr>
           <w:noProof/>
         </w:rPr>
         <w:drawing>
-          <wp:inline distT="0" distB="0" distL="0" distR="0" wp14:anchorId="00AECCBA" wp14:editId="4CF0B065">
-            <wp:extent cx="5524500" cy="2714625"/>
+          <wp:inline distT="0" distB="0" distL="0" distR="0" wp14:anchorId="3D779897" wp14:editId="59F8C6F1">
+            <wp:extent cx="5606318" cy="3204376"/>
             <wp:effectExtent l="0" t="0" r="0" b="0"/>
-            <wp:docPr id="294729284" name="Imagem 294729284"/>
+            <wp:docPr id="1128713258" name="Imagem 4"/>
             <wp:cNvGraphicFramePr>
               <a:graphicFrameLocks xmlns:a="http://schemas.openxmlformats.org/drawingml/2006/main" noChangeAspect="1"/>
             </wp:cNvGraphicFramePr>
@@ -3339,13 +3733,19 @@
               <a:graphicData uri="http://schemas.openxmlformats.org/drawingml/2006/picture">
                 <pic:pic xmlns:pic="http://schemas.openxmlformats.org/drawingml/2006/picture">
                   <pic:nvPicPr>
-                    <pic:cNvPr id="0" name=""/>
+                    <pic:cNvPr id="0" name="Picture 13"/>
                     <pic:cNvPicPr>
                       <a:picLocks noChangeAspect="1" noChangeArrowheads="1"/>
                     </pic:cNvPicPr>
                   </pic:nvPicPr>
                   <pic:blipFill>
-                    <a:blip r:embed="rId13"/>
+                    <a:blip r:embed="rId13">
+                      <a:extLst>
+                        <a:ext uri="{28A0092B-C50C-407E-A947-70E740481C1C}">
+                          <a14:useLocalDpi xmlns:a14="http://schemas.microsoft.com/office/drawing/2010/main" val="0"/>
+                        </a:ext>
+                      </a:extLst>
+                    </a:blip>
                     <a:srcRect/>
                     <a:stretch>
                       <a:fillRect/>
@@ -3354,11 +3754,15 @@
                   <pic:spPr bwMode="auto">
                     <a:xfrm>
                       <a:off x="0" y="0"/>
-                      <a:ext cx="5524500" cy="2714625"/>
+                      <a:ext cx="5636525" cy="3221641"/>
                     </a:xfrm>
                     <a:prstGeom prst="rect">
                       <a:avLst/>
                     </a:prstGeom>
+                    <a:noFill/>
+                    <a:ln>
+                      <a:noFill/>
+                    </a:ln>
                   </pic:spPr>
                 </pic:pic>
               </a:graphicData>
@@ -3371,9 +3775,15 @@
       <w:pPr>
         <w:spacing w:after="300"/>
         <w:jc w:val="center"/>
-      </w:pPr>
-      <w:r>
         <w:rPr>
+          <w:b/>
+          <w:bCs/>
+        </w:rPr>
+      </w:pPr>
+      <w:r>
+        <w:rPr>
+          <w:b/>
+          <w:bCs/>
           <w:i/>
           <w:iCs/>
           <w:color w:val="5F5E5A"/>
@@ -3383,10 +3793,38 @@
         <w:t>A fatia de apostadores na carteira mais que dobrou em 6 meses, coincidindo com a piora de safra da seção 4.3.</w:t>
       </w:r>
     </w:p>
-    <w:p>
-      <w:r>
-        <w:br w:type="page"/>
-      </w:r>
+    <w:p/>
+    <w:p/>
+    <w:p/>
+    <w:p/>
+    <w:p/>
+    <w:p/>
+    <w:p/>
+    <w:p/>
+    <w:p/>
+    <w:p/>
+    <w:p/>
+    <w:p/>
+    <w:p/>
+    <w:p/>
+    <w:p/>
+    <w:p/>
+    <w:p/>
+    <w:p/>
+    <w:p/>
+    <w:p/>
+    <w:p/>
+    <w:p/>
+    <w:p/>
+    <w:p/>
+    <w:p/>
+    <w:p/>
+    <w:p/>
+    <w:p>
+      <w:pPr>
+        <w:pStyle w:val="Ttulo1"/>
+        <w:spacing w:before="400" w:after="200"/>
+      </w:pPr>
     </w:p>
     <w:p>
       <w:pPr>
@@ -3457,12 +3895,6 @@
         <w:gridCol w:w="1250"/>
       </w:tblGrid>
       <w:tr>
-        <w:tblPrEx>
-          <w:tblCellMar>
-            <w:top w:w="0" w:type="dxa"/>
-            <w:bottom w:w="0" w:type="dxa"/>
-          </w:tblCellMar>
-        </w:tblPrEx>
         <w:trPr>
           <w:tblHeader/>
         </w:trPr>
@@ -3612,12 +4044,6 @@
         </w:tc>
       </w:tr>
       <w:tr>
-        <w:tblPrEx>
-          <w:tblCellMar>
-            <w:top w:w="0" w:type="dxa"/>
-            <w:bottom w:w="0" w:type="dxa"/>
-          </w:tblCellMar>
-        </w:tblPrEx>
         <w:tc>
           <w:tcPr>
             <w:tcW w:w="1700" w:type="dxa"/>
@@ -3740,12 +4166,6 @@
         </w:tc>
       </w:tr>
       <w:tr>
-        <w:tblPrEx>
-          <w:tblCellMar>
-            <w:top w:w="0" w:type="dxa"/>
-            <w:bottom w:w="0" w:type="dxa"/>
-          </w:tblCellMar>
-        </w:tblPrEx>
         <w:tc>
           <w:tcPr>
             <w:tcW w:w="1700" w:type="dxa"/>
@@ -3874,12 +4294,6 @@
         </w:tc>
       </w:tr>
       <w:tr>
-        <w:tblPrEx>
-          <w:tblCellMar>
-            <w:top w:w="0" w:type="dxa"/>
-            <w:bottom w:w="0" w:type="dxa"/>
-          </w:tblCellMar>
-        </w:tblPrEx>
         <w:tc>
           <w:tcPr>
             <w:tcW w:w="1700" w:type="dxa"/>
@@ -4072,12 +4486,6 @@
         <w:gridCol w:w="1250"/>
       </w:tblGrid>
       <w:tr>
-        <w:tblPrEx>
-          <w:tblCellMar>
-            <w:top w:w="0" w:type="dxa"/>
-            <w:bottom w:w="0" w:type="dxa"/>
-          </w:tblCellMar>
-        </w:tblPrEx>
         <w:trPr>
           <w:tblHeader/>
         </w:trPr>
@@ -4203,12 +4611,6 @@
         </w:tc>
       </w:tr>
       <w:tr>
-        <w:tblPrEx>
-          <w:tblCellMar>
-            <w:top w:w="0" w:type="dxa"/>
-            <w:bottom w:w="0" w:type="dxa"/>
-          </w:tblCellMar>
-        </w:tblPrEx>
         <w:tc>
           <w:tcPr>
             <w:tcW w:w="4200" w:type="dxa"/>
@@ -4316,12 +4718,6 @@
         </w:tc>
       </w:tr>
       <w:tr>
-        <w:tblPrEx>
-          <w:tblCellMar>
-            <w:top w:w="0" w:type="dxa"/>
-            <w:bottom w:w="0" w:type="dxa"/>
-          </w:tblCellMar>
-        </w:tblPrEx>
         <w:tc>
           <w:tcPr>
             <w:tcW w:w="4200" w:type="dxa"/>
@@ -4470,12 +4866,6 @@
         <w:gridCol w:w="3950"/>
       </w:tblGrid>
       <w:tr>
-        <w:tblPrEx>
-          <w:tblCellMar>
-            <w:top w:w="0" w:type="dxa"/>
-            <w:bottom w:w="0" w:type="dxa"/>
-          </w:tblCellMar>
-        </w:tblPrEx>
         <w:trPr>
           <w:tblHeader/>
         </w:trPr>
@@ -4577,12 +4967,6 @@
         </w:tc>
       </w:tr>
       <w:tr>
-        <w:tblPrEx>
-          <w:tblCellMar>
-            <w:top w:w="0" w:type="dxa"/>
-            <w:bottom w:w="0" w:type="dxa"/>
-          </w:tblCellMar>
-        </w:tblPrEx>
         <w:tc>
           <w:tcPr>
             <w:tcW w:w="3300" w:type="dxa"/>
@@ -4654,12 +5038,6 @@
         </w:tc>
       </w:tr>
       <w:tr>
-        <w:tblPrEx>
-          <w:tblCellMar>
-            <w:top w:w="0" w:type="dxa"/>
-            <w:bottom w:w="0" w:type="dxa"/>
-          </w:tblCellMar>
-        </w:tblPrEx>
         <w:tc>
           <w:tcPr>
             <w:tcW w:w="3300" w:type="dxa"/>
@@ -4734,12 +5112,6 @@
         </w:tc>
       </w:tr>
       <w:tr>
-        <w:tblPrEx>
-          <w:tblCellMar>
-            <w:top w:w="0" w:type="dxa"/>
-            <w:bottom w:w="0" w:type="dxa"/>
-          </w:tblCellMar>
-        </w:tblPrEx>
         <w:tc>
           <w:tcPr>
             <w:tcW w:w="3300" w:type="dxa"/>
@@ -4839,6 +5211,26 @@
       <w:r>
         <w:t>O que prediz risco não é o simples fato de apostar, mas a intensidade de uso — confirmando o padrão de dose-resposta visto na análise exploratória.</w:t>
       </w:r>
+    </w:p>
+    <w:p>
+      <w:pPr>
+        <w:spacing w:after="150"/>
+      </w:pPr>
+    </w:p>
+    <w:p>
+      <w:pPr>
+        <w:spacing w:after="150"/>
+      </w:pPr>
+    </w:p>
+    <w:p>
+      <w:pPr>
+        <w:spacing w:after="150"/>
+      </w:pPr>
+    </w:p>
+    <w:p>
+      <w:pPr>
+        <w:spacing w:after="150"/>
+      </w:pPr>
     </w:p>
     <w:p>
       <w:pPr>
@@ -4895,12 +5287,6 @@
         <w:gridCol w:w="1950"/>
       </w:tblGrid>
       <w:tr>
-        <w:tblPrEx>
-          <w:tblCellMar>
-            <w:top w:w="0" w:type="dxa"/>
-            <w:bottom w:w="0" w:type="dxa"/>
-          </w:tblCellMar>
-        </w:tblPrEx>
         <w:trPr>
           <w:tblHeader/>
         </w:trPr>
@@ -5026,12 +5412,6 @@
         </w:tc>
       </w:tr>
       <w:tr>
-        <w:tblPrEx>
-          <w:tblCellMar>
-            <w:top w:w="0" w:type="dxa"/>
-            <w:bottom w:w="0" w:type="dxa"/>
-          </w:tblCellMar>
-        </w:tblPrEx>
         <w:tc>
           <w:tcPr>
             <w:tcW w:w="2000" w:type="dxa"/>
@@ -5150,12 +5530,6 @@
         </w:tc>
       </w:tr>
       <w:tr>
-        <w:tblPrEx>
-          <w:tblCellMar>
-            <w:top w:w="0" w:type="dxa"/>
-            <w:bottom w:w="0" w:type="dxa"/>
-          </w:tblCellMar>
-        </w:tblPrEx>
         <w:tc>
           <w:tcPr>
             <w:tcW w:w="2000" w:type="dxa"/>
@@ -5279,12 +5653,6 @@
         </w:tc>
       </w:tr>
       <w:tr>
-        <w:tblPrEx>
-          <w:tblCellMar>
-            <w:top w:w="0" w:type="dxa"/>
-            <w:bottom w:w="0" w:type="dxa"/>
-          </w:tblCellMar>
-        </w:tblPrEx>
         <w:tc>
           <w:tcPr>
             <w:tcW w:w="2000" w:type="dxa"/>
@@ -5403,12 +5771,6 @@
         </w:tc>
       </w:tr>
       <w:tr>
-        <w:tblPrEx>
-          <w:tblCellMar>
-            <w:top w:w="0" w:type="dxa"/>
-            <w:bottom w:w="0" w:type="dxa"/>
-          </w:tblCellMar>
-        </w:tblPrEx>
         <w:tc>
           <w:tcPr>
             <w:tcW w:w="2000" w:type="dxa"/>
@@ -5532,12 +5894,6 @@
         </w:tc>
       </w:tr>
       <w:tr>
-        <w:tblPrEx>
-          <w:tblCellMar>
-            <w:top w:w="0" w:type="dxa"/>
-            <w:bottom w:w="0" w:type="dxa"/>
-          </w:tblCellMar>
-        </w:tblPrEx>
         <w:tc>
           <w:tcPr>
             <w:tcW w:w="2000" w:type="dxa"/>
@@ -5679,8 +6035,13 @@
         <w:pStyle w:val="Ttulo1"/>
         <w:spacing w:before="400" w:after="200"/>
       </w:pPr>
-      <w:r>
-        <w:lastRenderedPageBreak/>
+    </w:p>
+    <w:p>
+      <w:pPr>
+        <w:pStyle w:val="Ttulo1"/>
+        <w:spacing w:before="400" w:after="200"/>
+      </w:pPr>
+      <w:r>
         <w:t>6. Perguntas de negócio</w:t>
       </w:r>
     </w:p>
@@ -5785,12 +6146,6 @@
         <w:gridCol w:w="1900"/>
       </w:tblGrid>
       <w:tr>
-        <w:tblPrEx>
-          <w:tblCellMar>
-            <w:top w:w="0" w:type="dxa"/>
-            <w:bottom w:w="0" w:type="dxa"/>
-          </w:tblCellMar>
-        </w:tblPrEx>
         <w:trPr>
           <w:tblHeader/>
         </w:trPr>
@@ -5892,12 +6247,6 @@
         </w:tc>
       </w:tr>
       <w:tr>
-        <w:tblPrEx>
-          <w:tblCellMar>
-            <w:top w:w="0" w:type="dxa"/>
-            <w:bottom w:w="0" w:type="dxa"/>
-          </w:tblCellMar>
-        </w:tblPrEx>
         <w:tc>
           <w:tcPr>
             <w:tcW w:w="3550" w:type="dxa"/>
@@ -5996,12 +6345,6 @@
         </w:tc>
       </w:tr>
       <w:tr>
-        <w:tblPrEx>
-          <w:tblCellMar>
-            <w:top w:w="0" w:type="dxa"/>
-            <w:bottom w:w="0" w:type="dxa"/>
-          </w:tblCellMar>
-        </w:tblPrEx>
         <w:tc>
           <w:tcPr>
             <w:tcW w:w="3550" w:type="dxa"/>
@@ -6104,12 +6447,6 @@
         </w:tc>
       </w:tr>
       <w:tr>
-        <w:tblPrEx>
-          <w:tblCellMar>
-            <w:top w:w="0" w:type="dxa"/>
-            <w:bottom w:w="0" w:type="dxa"/>
-          </w:tblCellMar>
-        </w:tblPrEx>
         <w:tc>
           <w:tcPr>
             <w:tcW w:w="3550" w:type="dxa"/>
@@ -6208,12 +6545,6 @@
         </w:tc>
       </w:tr>
       <w:tr>
-        <w:tblPrEx>
-          <w:tblCellMar>
-            <w:top w:w="0" w:type="dxa"/>
-            <w:bottom w:w="0" w:type="dxa"/>
-          </w:tblCellMar>
-        </w:tblPrEx>
         <w:tc>
           <w:tcPr>
             <w:tcW w:w="3550" w:type="dxa"/>
@@ -6316,12 +6647,6 @@
         </w:tc>
       </w:tr>
       <w:tr>
-        <w:tblPrEx>
-          <w:tblCellMar>
-            <w:top w:w="0" w:type="dxa"/>
-            <w:bottom w:w="0" w:type="dxa"/>
-          </w:tblCellMar>
-        </w:tblPrEx>
         <w:tc>
           <w:tcPr>
             <w:tcW w:w="3550" w:type="dxa"/>
@@ -6448,11 +6773,35 @@
     </w:p>
     <w:p>
       <w:pPr>
+        <w:spacing w:after="150"/>
+      </w:pPr>
+    </w:p>
+    <w:p>
+      <w:pPr>
+        <w:spacing w:after="150"/>
+      </w:pPr>
+    </w:p>
+    <w:p>
+      <w:pPr>
+        <w:spacing w:after="150"/>
+      </w:pPr>
+    </w:p>
+    <w:p>
+      <w:pPr>
+        <w:spacing w:after="150"/>
+      </w:pPr>
+    </w:p>
+    <w:p>
+      <w:pPr>
+        <w:spacing w:after="150"/>
+      </w:pPr>
+    </w:p>
+    <w:p>
+      <w:pPr>
         <w:pStyle w:val="Ttulo1"/>
         <w:spacing w:before="400" w:after="200"/>
       </w:pPr>
       <w:r>
-        <w:lastRenderedPageBreak/>
         <w:t>7. Recomendações finais</w:t>
       </w:r>
     </w:p>
@@ -6584,8 +6933,13 @@
         <w:pStyle w:val="Ttulo1"/>
         <w:spacing w:before="400" w:after="200"/>
       </w:pPr>
-      <w:r>
-        <w:lastRenderedPageBreak/>
+    </w:p>
+    <w:p>
+      <w:pPr>
+        <w:pStyle w:val="Ttulo1"/>
+        <w:spacing w:before="400" w:after="200"/>
+      </w:pPr>
+      <w:r>
         <w:t>8. Anexo — Documentação do código</w:t>
       </w:r>
     </w:p>
@@ -6594,7 +6948,23 @@
         <w:spacing w:after="150"/>
       </w:pPr>
       <w:r>
-        <w:t>O pipeline completo em Python (4 scripts + orquestrador) está documentado em detalhe no arquivo README.md entregue junto a este relatório, incluindo:</w:t>
+        <w:t>O pipeline completo em Python (</w:t>
+      </w:r>
+      <w:r>
+        <w:t>2</w:t>
+      </w:r>
+      <w:r>
+        <w:t xml:space="preserve"> scripts) está documentado em detalhe no arquivo </w:t>
+      </w:r>
+      <w:r>
+        <w:rPr>
+          <w:b/>
+          <w:bCs/>
+        </w:rPr>
+        <w:t>documentacao_codigo.md</w:t>
+      </w:r>
+      <w:r>
+        <w:t xml:space="preserve"> entregue junto a este relatório, incluindo:</w:t>
       </w:r>
     </w:p>
     <w:p>
@@ -6620,7 +6990,39 @@
         <w:spacing w:after="80"/>
       </w:pPr>
       <w:r>
-        <w:t>Diagrama do fluxo de dados entre as etapas</w:t>
+        <w:t xml:space="preserve">Decisões de modelagem (por que </w:t>
+      </w:r>
+      <w:proofErr w:type="spellStart"/>
+      <w:r>
+        <w:t>left</w:t>
+      </w:r>
+      <w:proofErr w:type="spellEnd"/>
+      <w:r>
+        <w:t xml:space="preserve"> </w:t>
+      </w:r>
+      <w:proofErr w:type="spellStart"/>
+      <w:r>
+        <w:t>join</w:t>
+      </w:r>
+      <w:proofErr w:type="spellEnd"/>
+      <w:r>
+        <w:t xml:space="preserve">, por que agregar apostas por CPF, por que </w:t>
+      </w:r>
+      <w:proofErr w:type="spellStart"/>
+      <w:r>
+        <w:t>Odds</w:t>
+      </w:r>
+      <w:proofErr w:type="spellEnd"/>
+      <w:r>
+        <w:t xml:space="preserve"> </w:t>
+      </w:r>
+      <w:proofErr w:type="spellStart"/>
+      <w:r>
+        <w:t>Ratio</w:t>
+      </w:r>
+      <w:proofErr w:type="spellEnd"/>
+      <w:r>
+        <w:t xml:space="preserve"> em vez de coeficiente bruto)</w:t>
       </w:r>
     </w:p>
     <w:p>
@@ -6633,39 +7035,7 @@
         <w:spacing w:after="80"/>
       </w:pPr>
       <w:r>
-        <w:t xml:space="preserve">Decisões de modelagem (por que </w:t>
-      </w:r>
-      <w:proofErr w:type="spellStart"/>
-      <w:r>
-        <w:t>left</w:t>
-      </w:r>
-      <w:proofErr w:type="spellEnd"/>
-      <w:r>
-        <w:t xml:space="preserve"> </w:t>
-      </w:r>
-      <w:proofErr w:type="spellStart"/>
-      <w:r>
-        <w:t>join</w:t>
-      </w:r>
-      <w:proofErr w:type="spellEnd"/>
-      <w:r>
-        <w:t xml:space="preserve">, por que agregar apostas por CPF, por que </w:t>
-      </w:r>
-      <w:proofErr w:type="spellStart"/>
-      <w:r>
-        <w:t>Odds</w:t>
-      </w:r>
-      <w:proofErr w:type="spellEnd"/>
-      <w:r>
-        <w:t xml:space="preserve"> </w:t>
-      </w:r>
-      <w:proofErr w:type="spellStart"/>
-      <w:r>
-        <w:t>Ratio</w:t>
-      </w:r>
-      <w:proofErr w:type="spellEnd"/>
-      <w:r>
-        <w:t xml:space="preserve"> em vez de coeficiente bruto)</w:t>
+        <w:t>Limitações conhecidas e pontos que dependem de confirmação da área de negócio</w:t>
       </w:r>
     </w:p>
     <w:p>
@@ -6678,7 +7048,30 @@
         <w:spacing w:after="80"/>
       </w:pPr>
       <w:r>
-        <w:t>Limitações conhecidas e pontos que dependem de confirmação da área de negócio</w:t>
+        <w:t xml:space="preserve">Repositório GitHub </w:t>
+      </w:r>
+      <w:hyperlink r:id="rId14" w:history="1">
+        <w:r>
+          <w:rPr>
+            <w:rStyle w:val="Hyperlink"/>
+          </w:rPr>
+          <w:t>https://github.com/Barasa77/C</w:t>
+        </w:r>
+        <w:r>
+          <w:rPr>
+            <w:rStyle w:val="Hyperlink"/>
+          </w:rPr>
+          <w:t>a</w:t>
+        </w:r>
+        <w:r>
+          <w:rPr>
+            <w:rStyle w:val="Hyperlink"/>
+          </w:rPr>
+          <w:t>se-Credito-Apostas/tree/Feature-Inicial</w:t>
+        </w:r>
+      </w:hyperlink>
+      <w:r>
+        <w:t xml:space="preserve"> </w:t>
       </w:r>
     </w:p>
     <w:p>
@@ -6696,13 +7089,62 @@
           <w:iCs/>
           <w:color w:val="5F5E5A"/>
         </w:rPr>
-        <w:t>Os scripts (01_limpeza_contratos.py, 02_limpeza_apostas.py, 03_join_contratos_apostas.py, 04_analise_estatistica.py e 00_run_pipeline.py) foram validados executando o pipeline completo de ponta a ponta, reproduzindo exatamente os números apresentados neste relatório.</w:t>
+        <w:t>Os scripts (</w:t>
+      </w:r>
+      <w:r>
+        <w:rPr>
+          <w:i/>
+          <w:iCs/>
+          <w:color w:val="5F5E5A"/>
+        </w:rPr>
+        <w:t>pipeline_analise_credito_apostas</w:t>
+      </w:r>
+      <w:r>
+        <w:rPr>
+          <w:i/>
+          <w:iCs/>
+          <w:color w:val="5F5E5A"/>
+        </w:rPr>
+        <w:t>.py</w:t>
+      </w:r>
+      <w:r>
+        <w:rPr>
+          <w:i/>
+          <w:iCs/>
+          <w:color w:val="5F5E5A"/>
+        </w:rPr>
+        <w:t xml:space="preserve"> e</w:t>
+      </w:r>
+      <w:r>
+        <w:rPr>
+          <w:i/>
+          <w:iCs/>
+          <w:color w:val="5F5E5A"/>
+        </w:rPr>
+        <w:t xml:space="preserve"> </w:t>
+      </w:r>
+      <w:r>
+        <w:rPr>
+          <w:i/>
+          <w:iCs/>
+          <w:color w:val="5F5E5A"/>
+        </w:rPr>
+        <w:t>pipeline_relatorio_word_credito_apostas.py</w:t>
+      </w:r>
+      <w:r>
+        <w:rPr>
+          <w:i/>
+          <w:iCs/>
+          <w:color w:val="5F5E5A"/>
+        </w:rPr>
+        <w:t>) foram validados executando o pipeline completo de ponta a ponta, reproduzindo exatamente os números apresentados neste relatório.</w:t>
       </w:r>
     </w:p>
     <w:sectPr>
-      <w:footerReference w:type="default" r:id="rId14"/>
-      <w:pgSz w:w="12240" w:h="15840"/>
-      <w:pgMar w:top="1080" w:right="1080" w:bottom="1080" w:left="1080" w:header="708" w:footer="708" w:gutter="0"/>
+      <w:headerReference w:type="default" r:id="rId15"/>
+      <w:footerReference w:type="default" r:id="rId16"/>
+      <w:pgSz w:w="11906" w:h="16838" w:code="9"/>
+      <w:pgMar w:top="720" w:right="720" w:bottom="720" w:left="720" w:header="567" w:footer="567" w:gutter="0"/>
       <w:cols w:space="720"/>
       <w:docGrid w:linePitch="360"/>
     </w:sectPr>
@@ -6733,49 +7175,128 @@
 <w:ftr xmlns:wpc="http://schemas.microsoft.com/office/word/2010/wordprocessingCanvas" xmlns:cx="http://schemas.microsoft.com/office/drawing/2014/chartex" xmlns:cx1="http://schemas.microsoft.com/office/drawing/2015/9/8/chartex" xmlns:cx2="http://schemas.microsoft.com/office/drawing/2015/10/21/chartex" xmlns:cx3="http://schemas.microsoft.com/office/drawing/2016/5/9/chartex" xmlns:cx4="http://schemas.microsoft.com/office/drawing/2016/5/10/chartex" xmlns:cx5="http://schemas.microsoft.com/office/drawing/2016/5/11/chartex" xmlns:cx6="http://schemas.microsoft.com/office/drawing/2016/5/12/chartex" xmlns:cx7="http://schemas.microsoft.com/office/drawing/2016/5/13/chartex" xmlns:cx8="http://schemas.microsoft.com/office/drawing/2016/5/14/chartex" xmlns:mc="http://schemas.openxmlformats.org/markup-compatibility/2006" xmlns:aink="http://schemas.microsoft.com/office/drawing/2016/ink" xmlns:am3d="http://schemas.microsoft.com/office/drawing/2017/model3d" xmlns:o="urn:schemas-microsoft-com:office:office" xmlns:oel="http://schemas.microsoft.com/office/2019/extlst" xmlns:r="http://schemas.openxmlformats.org/officeDocument/2006/relationships" xmlns:m="http://schemas.openxmlformats.org/officeDocument/2006/math" xmlns:v="urn:schemas-microsoft-com:vml" xmlns:wp14="http://schemas.microsoft.com/office/word/2010/wordprocessingDrawing" xmlns:wp="http://schemas.openxmlformats.org/drawingml/2006/wordprocessingDrawing" xmlns:w10="urn:schemas-microsoft-com:office:word" xmlns:w="http://schemas.openxmlformats.org/wordprocessingml/2006/main" xmlns:w14="http://schemas.microsoft.com/office/word/2010/wordml" xmlns:w15="http://schemas.microsoft.com/office/word/2012/wordml" xmlns:w16cei="http://schemas.microsoft.com/office/word/2026/wordml/cei" xmlns:w16cex="http://schemas.microsoft.com/office/word/2018/wordml/cex" xmlns:w16cid="http://schemas.microsoft.com/office/word/2016/wordml/cid" xmlns:w16="http://schemas.microsoft.com/office/word/2018/wordml" xmlns:w16du="http://schemas.microsoft.com/office/word/2023/wordml/word16du" xmlns:w16sdtdh="http://schemas.microsoft.com/office/word/2020/wordml/sdtdatahash" xmlns:w16sdtfl="http://schemas.microsoft.com/office/word/2024/wordml/sdtformatlock" xmlns:w16se="http://schemas.microsoft.com/office/word/2015/wordml/symex" xmlns:wpg="http://schemas.microsoft.com/office/word/2010/wordprocessingGroup" xmlns:wpi="http://schemas.microsoft.com/office/word/2010/wordprocessingInk" xmlns:wne="http://schemas.microsoft.com/office/word/2006/wordml" xmlns:wps="http://schemas.microsoft.com/office/word/2010/wordprocessingShape" mc:Ignorable="w14 w15 w16se w16cid w16 w16cex w16sdtdh w16sdtfl w16du wp14">
   <w:p>
     <w:pPr>
-      <w:jc w:val="center"/>
+      <w:tabs>
+        <w:tab w:val="center" w:pos="4550"/>
+        <w:tab w:val="left" w:pos="5818"/>
+      </w:tabs>
+      <w:ind w:right="260"/>
+      <w:jc w:val="right"/>
+      <w:rPr>
+        <w:color w:val="071320" w:themeColor="text2" w:themeShade="80"/>
+        <w:sz w:val="24"/>
+        <w:szCs w:val="24"/>
+      </w:rPr>
     </w:pPr>
     <w:r>
       <w:rPr>
-        <w:color w:val="888780"/>
-        <w:sz w:val="18"/>
-        <w:szCs w:val="18"/>
+        <w:color w:val="2C7FCE" w:themeColor="text2" w:themeTint="99"/>
+        <w:spacing w:val="60"/>
+        <w:sz w:val="24"/>
+        <w:szCs w:val="24"/>
+      </w:rPr>
+      <w:t>Página</w:t>
+    </w:r>
+    <w:r>
+      <w:rPr>
+        <w:color w:val="2C7FCE" w:themeColor="text2" w:themeTint="99"/>
+        <w:sz w:val="24"/>
+        <w:szCs w:val="24"/>
+      </w:rPr>
+      <w:t xml:space="preserve"> </w:t>
+    </w:r>
+    <w:r>
+      <w:rPr>
+        <w:color w:val="0A1D30" w:themeColor="text2" w:themeShade="BF"/>
+        <w:sz w:val="24"/>
+        <w:szCs w:val="24"/>
       </w:rPr>
       <w:fldChar w:fldCharType="begin"/>
     </w:r>
     <w:r>
       <w:rPr>
-        <w:color w:val="888780"/>
-        <w:sz w:val="18"/>
-        <w:szCs w:val="18"/>
+        <w:color w:val="0A1D30" w:themeColor="text2" w:themeShade="BF"/>
+        <w:sz w:val="24"/>
+        <w:szCs w:val="24"/>
       </w:rPr>
-      <w:instrText>PAGE</w:instrText>
+      <w:instrText>PAGE   \* MERGEFORMAT</w:instrText>
     </w:r>
     <w:r>
       <w:rPr>
-        <w:color w:val="888780"/>
-        <w:sz w:val="18"/>
-        <w:szCs w:val="18"/>
+        <w:color w:val="0A1D30" w:themeColor="text2" w:themeShade="BF"/>
+        <w:sz w:val="24"/>
+        <w:szCs w:val="24"/>
       </w:rPr>
       <w:fldChar w:fldCharType="separate"/>
     </w:r>
     <w:r>
       <w:rPr>
-        <w:noProof/>
-        <w:color w:val="888780"/>
-        <w:sz w:val="18"/>
-        <w:szCs w:val="18"/>
+        <w:color w:val="0A1D30" w:themeColor="text2" w:themeShade="BF"/>
+        <w:sz w:val="24"/>
+        <w:szCs w:val="24"/>
       </w:rPr>
       <w:t>1</w:t>
     </w:r>
     <w:r>
       <w:rPr>
-        <w:color w:val="888780"/>
-        <w:sz w:val="18"/>
-        <w:szCs w:val="18"/>
+        <w:color w:val="0A1D30" w:themeColor="text2" w:themeShade="BF"/>
+        <w:sz w:val="24"/>
+        <w:szCs w:val="24"/>
       </w:rPr>
       <w:fldChar w:fldCharType="end"/>
     </w:r>
+    <w:r>
+      <w:rPr>
+        <w:color w:val="0A1D30" w:themeColor="text2" w:themeShade="BF"/>
+        <w:sz w:val="24"/>
+        <w:szCs w:val="24"/>
+      </w:rPr>
+      <w:t xml:space="preserve"> | </w:t>
+    </w:r>
+    <w:r>
+      <w:rPr>
+        <w:color w:val="0A1D30" w:themeColor="text2" w:themeShade="BF"/>
+        <w:sz w:val="24"/>
+        <w:szCs w:val="24"/>
+      </w:rPr>
+      <w:fldChar w:fldCharType="begin"/>
+    </w:r>
+    <w:r>
+      <w:rPr>
+        <w:color w:val="0A1D30" w:themeColor="text2" w:themeShade="BF"/>
+        <w:sz w:val="24"/>
+        <w:szCs w:val="24"/>
+      </w:rPr>
+      <w:instrText>NUMPAGES  \* Arabic  \* MERGEFORMAT</w:instrText>
+    </w:r>
+    <w:r>
+      <w:rPr>
+        <w:color w:val="0A1D30" w:themeColor="text2" w:themeShade="BF"/>
+        <w:sz w:val="24"/>
+        <w:szCs w:val="24"/>
+      </w:rPr>
+      <w:fldChar w:fldCharType="separate"/>
+    </w:r>
+    <w:r>
+      <w:rPr>
+        <w:color w:val="0A1D30" w:themeColor="text2" w:themeShade="BF"/>
+        <w:sz w:val="24"/>
+        <w:szCs w:val="24"/>
+      </w:rPr>
+      <w:t>1</w:t>
+    </w:r>
+    <w:r>
+      <w:rPr>
+        <w:color w:val="0A1D30" w:themeColor="text2" w:themeShade="BF"/>
+        <w:sz w:val="24"/>
+        <w:szCs w:val="24"/>
+      </w:rPr>
+      <w:fldChar w:fldCharType="end"/>
+    </w:r>
+  </w:p>
+  <w:p>
+    <w:pPr>
+      <w:jc w:val="center"/>
+    </w:pPr>
   </w:p>
 </w:ftr>
 </file>
@@ -6797,6 +7318,31 @@
     </w:p>
   </w:footnote>
 </w:footnotes>
+</file>
+
+<file path=word/header1.xml><?xml version="1.0" encoding="utf-8"?>
+<w:hdr xmlns:wpc="http://schemas.microsoft.com/office/word/2010/wordprocessingCanvas" xmlns:cx="http://schemas.microsoft.com/office/drawing/2014/chartex" xmlns:cx1="http://schemas.microsoft.com/office/drawing/2015/9/8/chartex" xmlns:cx2="http://schemas.microsoft.com/office/drawing/2015/10/21/chartex" xmlns:cx3="http://schemas.microsoft.com/office/drawing/2016/5/9/chartex" xmlns:cx4="http://schemas.microsoft.com/office/drawing/2016/5/10/chartex" xmlns:cx5="http://schemas.microsoft.com/office/drawing/2016/5/11/chartex" xmlns:cx6="http://schemas.microsoft.com/office/drawing/2016/5/12/chartex" xmlns:cx7="http://schemas.microsoft.com/office/drawing/2016/5/13/chartex" xmlns:cx8="http://schemas.microsoft.com/office/drawing/2016/5/14/chartex" xmlns:mc="http://schemas.openxmlformats.org/markup-compatibility/2006" xmlns:aink="http://schemas.microsoft.com/office/drawing/2016/ink" xmlns:am3d="http://schemas.microsoft.com/office/drawing/2017/model3d" xmlns:o="urn:schemas-microsoft-com:office:office" xmlns:oel="http://schemas.microsoft.com/office/2019/extlst" xmlns:r="http://schemas.openxmlformats.org/officeDocument/2006/relationships" xmlns:m="http://schemas.openxmlformats.org/officeDocument/2006/math" xmlns:v="urn:schemas-microsoft-com:vml" xmlns:wp14="http://schemas.microsoft.com/office/word/2010/wordprocessingDrawing" xmlns:wp="http://schemas.openxmlformats.org/drawingml/2006/wordprocessingDrawing" xmlns:w10="urn:schemas-microsoft-com:office:word" xmlns:w="http://schemas.openxmlformats.org/wordprocessingml/2006/main" xmlns:w14="http://schemas.microsoft.com/office/word/2010/wordml" xmlns:w15="http://schemas.microsoft.com/office/word/2012/wordml" xmlns:w16cei="http://schemas.microsoft.com/office/word/2026/wordml/cei" xmlns:w16cex="http://schemas.microsoft.com/office/word/2018/wordml/cex" xmlns:w16cid="http://schemas.microsoft.com/office/word/2016/wordml/cid" xmlns:w16="http://schemas.microsoft.com/office/word/2018/wordml" xmlns:w16du="http://schemas.microsoft.com/office/word/2023/wordml/word16du" xmlns:w16sdtdh="http://schemas.microsoft.com/office/word/2020/wordml/sdtdatahash" xmlns:w16sdtfl="http://schemas.microsoft.com/office/word/2024/wordml/sdtformatlock" xmlns:w16se="http://schemas.microsoft.com/office/word/2015/wordml/symex" xmlns:wpg="http://schemas.microsoft.com/office/word/2010/wordprocessingGroup" xmlns:wpi="http://schemas.microsoft.com/office/word/2010/wordprocessingInk" xmlns:wne="http://schemas.microsoft.com/office/word/2006/wordml" xmlns:wps="http://schemas.microsoft.com/office/word/2010/wordprocessingShape" mc:Ignorable="w14 w15 w16se w16cid w16 w16cex w16sdtdh w16sdtfl w16du wp14">
+  <w:p>
+    <w:pPr>
+      <w:pStyle w:val="Cabealho"/>
+      <w:rPr>
+        <w:i/>
+        <w:iCs/>
+        <w:sz w:val="18"/>
+        <w:szCs w:val="18"/>
+      </w:rPr>
+    </w:pPr>
+    <w:r>
+      <w:rPr>
+        <w:i/>
+        <w:iCs/>
+        <w:sz w:val="18"/>
+        <w:szCs w:val="18"/>
+      </w:rPr>
+      <w:t>13 de agosto de 2026</w:t>
+    </w:r>
+  </w:p>
+</w:hdr>
 </file>
 
 <file path=word/numbering.xml><?xml version="1.0" encoding="utf-8"?>
@@ -7377,7 +7923,6 @@
   <w:style w:type="character" w:default="1" w:styleId="Fontepargpadro">
     <w:name w:val="Default Paragraph Font"/>
     <w:uiPriority w:val="1"/>
-    <w:semiHidden/>
     <w:unhideWhenUsed/>
   </w:style>
   <w:style w:type="table" w:default="1" w:styleId="Tabelanormal">
@@ -7491,6 +8036,72 @@
     <w:rPr>
       <w:sz w:val="20"/>
       <w:szCs w:val="20"/>
+    </w:rPr>
+  </w:style>
+  <w:style w:type="paragraph" w:styleId="Cabealho">
+    <w:name w:val="header"/>
+    <w:basedOn w:val="Normal"/>
+    <w:link w:val="CabealhoChar"/>
+    <w:uiPriority w:val="99"/>
+    <w:unhideWhenUsed/>
+    <w:rsid w:val="00C20A0B"/>
+    <w:pPr>
+      <w:tabs>
+        <w:tab w:val="center" w:pos="4252"/>
+        <w:tab w:val="right" w:pos="8504"/>
+      </w:tabs>
+    </w:pPr>
+  </w:style>
+  <w:style w:type="character" w:customStyle="1" w:styleId="CabealhoChar">
+    <w:name w:val="Cabeçalho Char"/>
+    <w:basedOn w:val="Fontepargpadro"/>
+    <w:link w:val="Cabealho"/>
+    <w:uiPriority w:val="99"/>
+    <w:rsid w:val="00C20A0B"/>
+  </w:style>
+  <w:style w:type="paragraph" w:styleId="Rodap">
+    <w:name w:val="footer"/>
+    <w:basedOn w:val="Normal"/>
+    <w:link w:val="RodapChar"/>
+    <w:uiPriority w:val="99"/>
+    <w:unhideWhenUsed/>
+    <w:rsid w:val="00C20A0B"/>
+    <w:pPr>
+      <w:tabs>
+        <w:tab w:val="center" w:pos="4252"/>
+        <w:tab w:val="right" w:pos="8504"/>
+      </w:tabs>
+    </w:pPr>
+  </w:style>
+  <w:style w:type="character" w:customStyle="1" w:styleId="RodapChar">
+    <w:name w:val="Rodapé Char"/>
+    <w:basedOn w:val="Fontepargpadro"/>
+    <w:link w:val="Rodap"/>
+    <w:uiPriority w:val="99"/>
+    <w:rsid w:val="00C20A0B"/>
+  </w:style>
+  <w:style w:type="character" w:styleId="MenoPendente">
+    <w:name w:val="Unresolved Mention"/>
+    <w:basedOn w:val="Fontepargpadro"/>
+    <w:uiPriority w:val="99"/>
+    <w:semiHidden/>
+    <w:unhideWhenUsed/>
+    <w:rsid w:val="00075142"/>
+    <w:rPr>
+      <w:color w:val="605E5C"/>
+      <w:shd w:val="clear" w:color="auto" w:fill="E1DFDD"/>
+    </w:rPr>
+  </w:style>
+  <w:style w:type="character" w:styleId="HiperlinkVisitado">
+    <w:name w:val="FollowedHyperlink"/>
+    <w:basedOn w:val="Fontepargpadro"/>
+    <w:uiPriority w:val="99"/>
+    <w:semiHidden/>
+    <w:unhideWhenUsed/>
+    <w:rsid w:val="00075142"/>
+    <w:rPr>
+      <w:color w:val="96607D" w:themeColor="followedHyperlink"/>
+      <w:u w:val="single"/>
     </w:rPr>
   </w:style>
 </w:styles>

--- a/relatorio_final.docx
+++ b/relatorio_final.docx
@@ -73,9 +73,18 @@
       <w:pPr>
         <w:pStyle w:val="Ttulo1"/>
         <w:spacing w:before="400" w:after="200"/>
-      </w:pPr>
-      <w:r>
-        <w:lastRenderedPageBreak/>
+        <w:rPr>
+          <w:sz w:val="20"/>
+          <w:szCs w:val="20"/>
+        </w:rPr>
+      </w:pPr>
+    </w:p>
+    <w:p>
+      <w:pPr>
+        <w:pStyle w:val="Ttulo1"/>
+        <w:spacing w:before="400" w:after="200"/>
+      </w:pPr>
+      <w:r>
         <w:t>Sumário executivo</w:t>
       </w:r>
     </w:p>
@@ -111,11 +120,9 @@
       <w:r>
         <w:t xml:space="preserve">Duas bases com o mesmo padrão de sujeira (datas, valores monetários e categorias em múltiplos formatos) foram padronizadas para o formato brasileiro, com 1.519 duplicatas e </w:t>
       </w:r>
-      <w:proofErr w:type="gramStart"/>
-      <w:r>
-        <w:t>diversos sentinelas</w:t>
-      </w:r>
-      <w:proofErr w:type="gramEnd"/>
+      <w:r>
+        <w:t>diversas sentinelas</w:t>
+      </w:r>
       <w:r>
         <w:t xml:space="preserve"> de erro (idade, score, CPF) corrigidos.</w:t>
       </w:r>
@@ -737,11 +744,9 @@
       <w:r>
         <w:t xml:space="preserve">167 registros de idade com valor fixo 199 e 161 com valor 0 — </w:t>
       </w:r>
-      <w:proofErr w:type="gramStart"/>
-      <w:r>
-        <w:t>ambos erro</w:t>
-      </w:r>
-      <w:proofErr w:type="gramEnd"/>
+      <w:r>
+        <w:t>ambos erros</w:t>
+      </w:r>
       <w:r>
         <w:t xml:space="preserve"> de captura, não idade real.</w:t>
       </w:r>
@@ -762,31 +767,16 @@
     <w:p>
       <w:pPr>
         <w:pStyle w:val="PargrafodaLista"/>
-        <w:numPr>
-          <w:ilvl w:val="0"/>
-          <w:numId w:val="1"/>
-        </w:numPr>
         <w:spacing w:after="80"/>
-      </w:pPr>
-      <w:r>
-        <w:t>2.056 a 2.071 CPFs com espaços em branco ao redor do valor (</w:t>
-      </w:r>
-      <w:proofErr w:type="spellStart"/>
-      <w:r>
-        <w:t>ex</w:t>
-      </w:r>
-      <w:proofErr w:type="spellEnd"/>
-      <w:r>
-        <w:t xml:space="preserve">: " JFY8RTAF36F "), o que quebraria qualquer </w:t>
-      </w:r>
-      <w:proofErr w:type="spellStart"/>
-      <w:r>
-        <w:t>join</w:t>
-      </w:r>
-      <w:proofErr w:type="spellEnd"/>
-      <w:r>
-        <w:t xml:space="preserve"> ou filtro por CPF.</w:t>
-      </w:r>
+        <w:ind w:left="720"/>
+      </w:pPr>
+    </w:p>
+    <w:p>
+      <w:pPr>
+        <w:pStyle w:val="PargrafodaLista"/>
+        <w:spacing w:after="80"/>
+        <w:ind w:left="720"/>
+      </w:pPr>
     </w:p>
     <w:p>
       <w:pPr>
@@ -798,7 +788,35 @@
         <w:spacing w:after="80"/>
       </w:pPr>
       <w:r>
-        <w:lastRenderedPageBreak/>
+        <w:t>2.056 a 2.071 CPFs com espaços em branco ao redor do valor (</w:t>
+      </w:r>
+      <w:proofErr w:type="spellStart"/>
+      <w:r>
+        <w:t>ex</w:t>
+      </w:r>
+      <w:proofErr w:type="spellEnd"/>
+      <w:r>
+        <w:t xml:space="preserve">: " JFY8RTAF36F "), o que quebraria qualquer </w:t>
+      </w:r>
+      <w:proofErr w:type="spellStart"/>
+      <w:r>
+        <w:t>join</w:t>
+      </w:r>
+      <w:proofErr w:type="spellEnd"/>
+      <w:r>
+        <w:t xml:space="preserve"> ou filtro por CPF.</w:t>
+      </w:r>
+    </w:p>
+    <w:p>
+      <w:pPr>
+        <w:pStyle w:val="PargrafodaLista"/>
+        <w:numPr>
+          <w:ilvl w:val="0"/>
+          <w:numId w:val="1"/>
+        </w:numPr>
+        <w:spacing w:after="80"/>
+      </w:pPr>
+      <w:r>
         <w:t xml:space="preserve">2.537 registros de </w:t>
       </w:r>
       <w:proofErr w:type="spellStart"/>
@@ -1910,6 +1928,21 @@
     </w:p>
     <w:p>
       <w:pPr>
+        <w:spacing w:after="150"/>
+      </w:pPr>
+    </w:p>
+    <w:p>
+      <w:pPr>
+        <w:spacing w:after="150"/>
+      </w:pPr>
+    </w:p>
+    <w:p>
+      <w:pPr>
+        <w:spacing w:after="150"/>
+      </w:pPr>
+    </w:p>
+    <w:p>
+      <w:pPr>
         <w:pStyle w:val="PargrafodaLista"/>
         <w:numPr>
           <w:ilvl w:val="0"/>
@@ -1965,23 +1998,14 @@
         <w:spacing w:after="80"/>
       </w:pPr>
       <w:r>
-        <w:t>310 duplicatas removidas de contratos; 1.209 de apostas</w:t>
-      </w:r>
-    </w:p>
-    <w:p>
-      <w:pPr>
-        <w:spacing w:after="80"/>
-      </w:pPr>
-    </w:p>
-    <w:p>
-      <w:pPr>
-        <w:spacing w:after="80"/>
-      </w:pPr>
-    </w:p>
-    <w:p>
-      <w:pPr>
-        <w:spacing w:after="80"/>
-      </w:pPr>
+        <w:t>310 duplicatas removidas de contratos</w:t>
+      </w:r>
+      <w:r>
+        <w:t xml:space="preserve"> e</w:t>
+      </w:r>
+      <w:r>
+        <w:t xml:space="preserve"> 1.209 de apostas</w:t>
+      </w:r>
     </w:p>
     <w:p>
       <w:pPr>
@@ -2289,11 +2313,9 @@
       <w:r>
         <w:t xml:space="preserve">Solução adotada: agregar as apostas por CPF (10 </w:t>
       </w:r>
-      <w:proofErr w:type="gramStart"/>
-      <w:r>
-        <w:t>métricas resumo</w:t>
-      </w:r>
-      <w:proofErr w:type="gramEnd"/>
+      <w:r>
+        <w:t>métricas resumos</w:t>
+      </w:r>
       <w:r>
         <w:t xml:space="preserve"> por cliente) e fazer um LEFT JOIN preservando 100% da base de contratos como referência.</w:t>
       </w:r>
@@ -2653,16 +2675,14 @@
         </w:rPr>
         <w:t xml:space="preserve">O arquivo final contratos_apostas_join.csv tem 28 colunas: </w:t>
       </w:r>
-      <w:proofErr w:type="gramStart"/>
       <w:r>
         <w:rPr>
           <w:i/>
           <w:iCs/>
           <w:color w:val="5F5E5A"/>
         </w:rPr>
-        <w:t>as 18 originais</w:t>
-      </w:r>
-      <w:proofErr w:type="gramEnd"/>
+        <w:t>os 18 originais</w:t>
+      </w:r>
       <w:r>
         <w:rPr>
           <w:i/>
@@ -2689,36 +2709,6 @@
         </w:rPr>
         <w:t xml:space="preserve"> (SIM/NAO).</w:t>
       </w:r>
-    </w:p>
-    <w:p>
-      <w:pPr>
-        <w:spacing w:after="150"/>
-        <w:rPr>
-          <w:i/>
-          <w:iCs/>
-          <w:color w:val="5F5E5A"/>
-        </w:rPr>
-      </w:pPr>
-    </w:p>
-    <w:p>
-      <w:pPr>
-        <w:spacing w:after="150"/>
-        <w:rPr>
-          <w:i/>
-          <w:iCs/>
-          <w:color w:val="5F5E5A"/>
-        </w:rPr>
-      </w:pPr>
-    </w:p>
-    <w:p>
-      <w:pPr>
-        <w:spacing w:after="150"/>
-        <w:rPr>
-          <w:i/>
-          <w:iCs/>
-          <w:color w:val="5F5E5A"/>
-        </w:rPr>
-      </w:pPr>
     </w:p>
     <w:p>
       <w:pPr>
@@ -2868,101 +2858,6 @@
             <wp:extent cx="5524500" cy="2705100"/>
             <wp:effectExtent l="0" t="0" r="0" b="0"/>
             <wp:docPr id="1" name="Imagem 1"/>
-            <wp:cNvGraphicFramePr>
-              <a:graphicFrameLocks xmlns:a="http://schemas.openxmlformats.org/drawingml/2006/main" noChangeAspect="1"/>
-            </wp:cNvGraphicFramePr>
-            <a:graphic xmlns:a="http://schemas.openxmlformats.org/drawingml/2006/main">
-              <a:graphicData uri="http://schemas.openxmlformats.org/drawingml/2006/picture">
-                <pic:pic xmlns:pic="http://schemas.openxmlformats.org/drawingml/2006/picture">
-                  <pic:nvPicPr>
-                    <pic:cNvPr id="0" name=""/>
-                    <pic:cNvPicPr>
-                      <a:picLocks noChangeAspect="1" noChangeArrowheads="1"/>
-                    </pic:cNvPicPr>
-                  </pic:nvPicPr>
-                  <pic:blipFill>
-                    <a:blip r:embed="rId7"/>
-                    <a:srcRect/>
-                    <a:stretch>
-                      <a:fillRect/>
-                    </a:stretch>
-                  </pic:blipFill>
-                  <pic:spPr bwMode="auto">
-                    <a:xfrm>
-                      <a:off x="0" y="0"/>
-                      <a:ext cx="5524500" cy="2705100"/>
-                    </a:xfrm>
-                    <a:prstGeom prst="rect">
-                      <a:avLst/>
-                    </a:prstGeom>
-                  </pic:spPr>
-                </pic:pic>
-              </a:graphicData>
-            </a:graphic>
-          </wp:inline>
-        </w:drawing>
-      </w:r>
-    </w:p>
-    <w:p>
-      <w:pPr>
-        <w:spacing w:after="300"/>
-        <w:jc w:val="center"/>
-        <w:rPr>
-          <w:b/>
-          <w:bCs/>
-          <w:i/>
-          <w:iCs/>
-          <w:color w:val="5F5E5A"/>
-          <w:sz w:val="18"/>
-          <w:szCs w:val="18"/>
-        </w:rPr>
-      </w:pPr>
-      <w:r>
-        <w:rPr>
-          <w:b/>
-          <w:bCs/>
-          <w:i/>
-          <w:iCs/>
-          <w:color w:val="5F5E5A"/>
-          <w:sz w:val="18"/>
-          <w:szCs w:val="18"/>
-        </w:rPr>
-        <w:t>Distribuição fortemente assimétrica à direita: concentração entre R$ 120 e R$ 1.300, com cauda longa até quase R$ 7.900.</w:t>
-      </w:r>
-    </w:p>
-    <w:p>
-      <w:pPr>
-        <w:spacing w:after="300"/>
-        <w:jc w:val="center"/>
-        <w:rPr>
-          <w:b/>
-          <w:bCs/>
-        </w:rPr>
-      </w:pPr>
-    </w:p>
-    <w:p>
-      <w:pPr>
-        <w:pStyle w:val="Ttulo2"/>
-        <w:spacing w:before="300" w:after="150"/>
-      </w:pPr>
-      <w:r>
-        <w:t>4.2 Score de bureau como principal driver de risco</w:t>
-      </w:r>
-    </w:p>
-    <w:p>
-      <w:pPr>
-        <w:spacing w:before="100" w:after="200"/>
-        <w:jc w:val="center"/>
-      </w:pPr>
-      <w:r>
-        <w:rPr>
-          <w:noProof/>
-        </w:rPr>
-        <w:drawing>
-          <wp:inline distT="0" distB="0" distL="0" distR="0" wp14:anchorId="48A4CF7F" wp14:editId="75B9053D">
-            <wp:extent cx="5524500" cy="2714625"/>
-            <wp:effectExtent l="0" t="0" r="0" b="0"/>
-            <wp:docPr id="827962244" name="Imagem 827962244"/>
             <wp:cNvGraphicFramePr>
               <a:graphicFrameLocks xmlns:a="http://schemas.openxmlformats.org/drawingml/2006/main" noChangeAspect="1"/>
             </wp:cNvGraphicFramePr>
@@ -2985,6 +2880,101 @@
                   <pic:spPr bwMode="auto">
                     <a:xfrm>
                       <a:off x="0" y="0"/>
+                      <a:ext cx="5524500" cy="2705100"/>
+                    </a:xfrm>
+                    <a:prstGeom prst="rect">
+                      <a:avLst/>
+                    </a:prstGeom>
+                  </pic:spPr>
+                </pic:pic>
+              </a:graphicData>
+            </a:graphic>
+          </wp:inline>
+        </w:drawing>
+      </w:r>
+    </w:p>
+    <w:p>
+      <w:pPr>
+        <w:spacing w:after="300"/>
+        <w:jc w:val="center"/>
+        <w:rPr>
+          <w:b/>
+          <w:bCs/>
+          <w:i/>
+          <w:iCs/>
+          <w:color w:val="5F5E5A"/>
+          <w:sz w:val="18"/>
+          <w:szCs w:val="18"/>
+        </w:rPr>
+      </w:pPr>
+      <w:r>
+        <w:rPr>
+          <w:b/>
+          <w:bCs/>
+          <w:i/>
+          <w:iCs/>
+          <w:color w:val="5F5E5A"/>
+          <w:sz w:val="18"/>
+          <w:szCs w:val="18"/>
+        </w:rPr>
+        <w:t>Distribuição fortemente assimétrica à direita: concentração entre R$ 120 e R$ 1.300, com cauda longa até quase R$ 7.900.</w:t>
+      </w:r>
+    </w:p>
+    <w:p>
+      <w:pPr>
+        <w:spacing w:after="300"/>
+        <w:jc w:val="center"/>
+        <w:rPr>
+          <w:b/>
+          <w:bCs/>
+        </w:rPr>
+      </w:pPr>
+    </w:p>
+    <w:p>
+      <w:pPr>
+        <w:pStyle w:val="Ttulo2"/>
+        <w:spacing w:before="300" w:after="150"/>
+      </w:pPr>
+      <w:r>
+        <w:t>4.2 Score de bureau como principal driver de risco</w:t>
+      </w:r>
+    </w:p>
+    <w:p>
+      <w:pPr>
+        <w:spacing w:before="100" w:after="200"/>
+        <w:jc w:val="center"/>
+      </w:pPr>
+      <w:r>
+        <w:rPr>
+          <w:noProof/>
+        </w:rPr>
+        <w:drawing>
+          <wp:inline distT="0" distB="0" distL="0" distR="0" wp14:anchorId="48A4CF7F" wp14:editId="75B9053D">
+            <wp:extent cx="5524500" cy="2714625"/>
+            <wp:effectExtent l="0" t="0" r="0" b="0"/>
+            <wp:docPr id="827962244" name="Imagem 827962244"/>
+            <wp:cNvGraphicFramePr>
+              <a:graphicFrameLocks xmlns:a="http://schemas.openxmlformats.org/drawingml/2006/main" noChangeAspect="1"/>
+            </wp:cNvGraphicFramePr>
+            <a:graphic xmlns:a="http://schemas.openxmlformats.org/drawingml/2006/main">
+              <a:graphicData uri="http://schemas.openxmlformats.org/drawingml/2006/picture">
+                <pic:pic xmlns:pic="http://schemas.openxmlformats.org/drawingml/2006/picture">
+                  <pic:nvPicPr>
+                    <pic:cNvPr id="0" name=""/>
+                    <pic:cNvPicPr>
+                      <a:picLocks noChangeAspect="1" noChangeArrowheads="1"/>
+                    </pic:cNvPicPr>
+                  </pic:nvPicPr>
+                  <pic:blipFill>
+                    <a:blip r:embed="rId9"/>
+                    <a:srcRect/>
+                    <a:stretch>
+                      <a:fillRect/>
+                    </a:stretch>
+                  </pic:blipFill>
+                  <pic:spPr bwMode="auto">
+                    <a:xfrm>
+                      <a:off x="0" y="0"/>
                       <a:ext cx="5524500" cy="2714625"/>
                     </a:xfrm>
                     <a:prstGeom prst="rect">
@@ -3115,7 +3105,7 @@
                     </pic:cNvPicPr>
                   </pic:nvPicPr>
                   <pic:blipFill>
-                    <a:blip r:embed="rId9">
+                    <a:blip r:embed="rId10">
                       <a:extLst>
                         <a:ext uri="{28A0092B-C50C-407E-A947-70E740481C1C}">
                           <a14:useLocalDpi xmlns:a14="http://schemas.microsoft.com/office/drawing/2010/main" val="0"/>
@@ -3218,7 +3208,7 @@
                     </pic:cNvPicPr>
                   </pic:nvPicPr>
                   <pic:blipFill>
-                    <a:blip r:embed="rId10"/>
+                    <a:blip r:embed="rId11"/>
                     <a:srcRect/>
                     <a:stretch>
                       <a:fillRect/>
@@ -3413,7 +3403,7 @@
                     </pic:cNvPicPr>
                   </pic:nvPicPr>
                   <pic:blipFill>
-                    <a:blip r:embed="rId11">
+                    <a:blip r:embed="rId12">
                       <a:extLst>
                         <a:ext uri="{28A0092B-C50C-407E-A947-70E740481C1C}">
                           <a14:useLocalDpi xmlns:a14="http://schemas.microsoft.com/office/drawing/2010/main" val="0"/>
@@ -3560,7 +3550,7 @@
                     </pic:cNvPicPr>
                   </pic:nvPicPr>
                   <pic:blipFill>
-                    <a:blip r:embed="rId12"/>
+                    <a:blip r:embed="rId13"/>
                     <a:srcRect/>
                     <a:stretch>
                       <a:fillRect/>
@@ -3739,7 +3729,7 @@
                     </pic:cNvPicPr>
                   </pic:nvPicPr>
                   <pic:blipFill>
-                    <a:blip r:embed="rId13">
+                    <a:blip r:embed="rId14">
                       <a:extLst>
                         <a:ext uri="{28A0092B-C50C-407E-A947-70E740481C1C}">
                           <a14:useLocalDpi xmlns:a14="http://schemas.microsoft.com/office/drawing/2010/main" val="0"/>
@@ -3830,9 +3820,18 @@
       <w:pPr>
         <w:pStyle w:val="Ttulo1"/>
         <w:spacing w:before="400" w:after="200"/>
-      </w:pPr>
-      <w:r>
-        <w:lastRenderedPageBreak/>
+        <w:rPr>
+          <w:sz w:val="20"/>
+          <w:szCs w:val="20"/>
+        </w:rPr>
+      </w:pPr>
+    </w:p>
+    <w:p>
+      <w:pPr>
+        <w:pStyle w:val="Ttulo1"/>
+        <w:spacing w:before="400" w:after="200"/>
+      </w:pPr>
+      <w:r>
         <w:t>5. Testes estatísticos</w:t>
       </w:r>
     </w:p>
@@ -5249,16 +5248,10 @@
     </w:p>
     <w:p>
       <w:pPr>
-        <w:spacing w:after="150"/>
-      </w:pPr>
-    </w:p>
-    <w:p>
-      <w:pPr>
         <w:pStyle w:val="Ttulo2"/>
         <w:spacing w:before="300" w:after="150"/>
       </w:pPr>
       <w:r>
-        <w:lastRenderedPageBreak/>
         <w:t>5.4 Efeito por faixa de score</w:t>
       </w:r>
     </w:p>
@@ -6034,6 +6027,10 @@
       <w:pPr>
         <w:pStyle w:val="Ttulo1"/>
         <w:spacing w:before="400" w:after="200"/>
+        <w:rPr>
+          <w:sz w:val="20"/>
+          <w:szCs w:val="20"/>
+        </w:rPr>
       </w:pPr>
     </w:p>
     <w:p>
@@ -6757,11 +6754,9 @@
       <w:r>
         <w:t xml:space="preserve">Recomendação: cenário E (corte combinado — intensidade de apostas alta e score de bureau baixo simultaneamente). É quase 4x mais eficiente que cortar indiscriminadamente todo cliente que aposta (cenário A), que sacrifica quase um terço da produção. O corte combinado preserva o cliente que aposta pouco mas tem bom score, e preserva o cliente que aposta </w:t>
       </w:r>
-      <w:proofErr w:type="gramStart"/>
-      <w:r>
-        <w:t>muito</w:t>
-      </w:r>
-      <w:proofErr w:type="gramEnd"/>
+      <w:r>
+        <w:t>muito,</w:t>
+      </w:r>
       <w:r>
         <w:t xml:space="preserve"> mas tem excelente score — removendo apenas a concentração de risco duplo.</w:t>
       </w:r>
@@ -6785,6 +6780,445 @@
       <w:pPr>
         <w:spacing w:after="150"/>
       </w:pPr>
+    </w:p>
+    <w:p>
+      <w:pPr>
+        <w:spacing w:after="150"/>
+      </w:pPr>
+    </w:p>
+    <w:p>
+      <w:pPr>
+        <w:spacing w:after="150"/>
+      </w:pPr>
+    </w:p>
+    <w:p>
+      <w:pPr>
+        <w:spacing w:after="150"/>
+      </w:pPr>
+      <w:r>
+        <w:drawing>
+          <wp:inline distT="0" distB="0" distL="0" distR="0" wp14:anchorId="77DEB312" wp14:editId="3EBC3B46">
+            <wp:extent cx="6645910" cy="3572510"/>
+            <wp:effectExtent l="0" t="0" r="2540" b="8890"/>
+            <wp:docPr id="214538147" name="Imagem 1"/>
+            <wp:cNvGraphicFramePr>
+              <a:graphicFrameLocks xmlns:a="http://schemas.openxmlformats.org/drawingml/2006/main" noChangeAspect="1"/>
+            </wp:cNvGraphicFramePr>
+            <a:graphic xmlns:a="http://schemas.openxmlformats.org/drawingml/2006/main">
+              <a:graphicData uri="http://schemas.openxmlformats.org/drawingml/2006/picture">
+                <pic:pic xmlns:pic="http://schemas.openxmlformats.org/drawingml/2006/picture">
+                  <pic:nvPicPr>
+                    <pic:cNvPr id="214538147" name=""/>
+                    <pic:cNvPicPr/>
+                  </pic:nvPicPr>
+                  <pic:blipFill>
+                    <a:blip r:embed="rId15"/>
+                    <a:stretch>
+                      <a:fillRect/>
+                    </a:stretch>
+                  </pic:blipFill>
+                  <pic:spPr>
+                    <a:xfrm>
+                      <a:off x="0" y="0"/>
+                      <a:ext cx="6645910" cy="3572510"/>
+                    </a:xfrm>
+                    <a:prstGeom prst="rect">
+                      <a:avLst/>
+                    </a:prstGeom>
+                  </pic:spPr>
+                </pic:pic>
+              </a:graphicData>
+            </a:graphic>
+          </wp:inline>
+        </w:drawing>
+      </w:r>
+    </w:p>
+    <w:p>
+      <w:pPr>
+        <w:spacing w:after="150"/>
+        <w:rPr>
+          <w:b/>
+          <w:bCs/>
+          <w:i/>
+          <w:iCs/>
+          <w:color w:val="5F5E5A"/>
+          <w:sz w:val="18"/>
+          <w:szCs w:val="18"/>
+        </w:rPr>
+      </w:pPr>
+      <w:r>
+        <w:rPr>
+          <w:b/>
+          <w:bCs/>
+          <w:i/>
+          <w:iCs/>
+          <w:color w:val="5F5E5A"/>
+          <w:sz w:val="18"/>
+          <w:szCs w:val="18"/>
+        </w:rPr>
+        <w:t>Foi identificado um grande descolamento na faixa etária de 18 anos</w:t>
+      </w:r>
+      <w:r>
+        <w:rPr>
+          <w:b/>
+          <w:bCs/>
+          <w:i/>
+          <w:iCs/>
+          <w:color w:val="5F5E5A"/>
+          <w:sz w:val="18"/>
+          <w:szCs w:val="18"/>
+        </w:rPr>
+        <w:t xml:space="preserve">, </w:t>
+      </w:r>
+      <w:r>
+        <w:rPr>
+          <w:b/>
+          <w:bCs/>
+          <w:i/>
+          <w:iCs/>
+          <w:color w:val="5F5E5A"/>
+          <w:sz w:val="18"/>
+          <w:szCs w:val="18"/>
+        </w:rPr>
+        <w:t>onde existe forte indício de correlação entre Apostas x Crédito para esse público.</w:t>
+      </w:r>
+    </w:p>
+    <w:p>
+      <w:pPr>
+        <w:spacing w:after="150"/>
+        <w:rPr>
+          <w:b/>
+          <w:bCs/>
+          <w:i/>
+          <w:iCs/>
+          <w:color w:val="5F5E5A"/>
+          <w:sz w:val="18"/>
+          <w:szCs w:val="18"/>
+        </w:rPr>
+      </w:pPr>
+    </w:p>
+    <w:p>
+      <w:pPr>
+        <w:spacing w:after="150"/>
+        <w:rPr>
+          <w:b/>
+          <w:bCs/>
+          <w:i/>
+          <w:iCs/>
+          <w:color w:val="5F5E5A"/>
+          <w:sz w:val="18"/>
+          <w:szCs w:val="18"/>
+        </w:rPr>
+      </w:pPr>
+    </w:p>
+    <w:p>
+      <w:pPr>
+        <w:spacing w:after="150"/>
+      </w:pPr>
+      <w:r>
+        <w:drawing>
+          <wp:inline distT="0" distB="0" distL="0" distR="0" wp14:anchorId="5A249D24" wp14:editId="13614E40">
+            <wp:extent cx="6645910" cy="3574415"/>
+            <wp:effectExtent l="0" t="0" r="2540" b="6985"/>
+            <wp:docPr id="1464811886" name="Imagem 1"/>
+            <wp:cNvGraphicFramePr>
+              <a:graphicFrameLocks xmlns:a="http://schemas.openxmlformats.org/drawingml/2006/main" noChangeAspect="1"/>
+            </wp:cNvGraphicFramePr>
+            <a:graphic xmlns:a="http://schemas.openxmlformats.org/drawingml/2006/main">
+              <a:graphicData uri="http://schemas.openxmlformats.org/drawingml/2006/picture">
+                <pic:pic xmlns:pic="http://schemas.openxmlformats.org/drawingml/2006/picture">
+                  <pic:nvPicPr>
+                    <pic:cNvPr id="1464811886" name=""/>
+                    <pic:cNvPicPr/>
+                  </pic:nvPicPr>
+                  <pic:blipFill>
+                    <a:blip r:embed="rId16"/>
+                    <a:stretch>
+                      <a:fillRect/>
+                    </a:stretch>
+                  </pic:blipFill>
+                  <pic:spPr>
+                    <a:xfrm>
+                      <a:off x="0" y="0"/>
+                      <a:ext cx="6645910" cy="3574415"/>
+                    </a:xfrm>
+                    <a:prstGeom prst="rect">
+                      <a:avLst/>
+                    </a:prstGeom>
+                  </pic:spPr>
+                </pic:pic>
+              </a:graphicData>
+            </a:graphic>
+          </wp:inline>
+        </w:drawing>
+      </w:r>
+    </w:p>
+    <w:p>
+      <w:pPr>
+        <w:spacing w:after="150"/>
+        <w:rPr>
+          <w:b/>
+          <w:bCs/>
+          <w:i/>
+          <w:iCs/>
+          <w:color w:val="5F5E5A"/>
+          <w:sz w:val="18"/>
+          <w:szCs w:val="18"/>
+        </w:rPr>
+      </w:pPr>
+      <w:r>
+        <w:rPr>
+          <w:b/>
+          <w:bCs/>
+          <w:i/>
+          <w:iCs/>
+          <w:color w:val="5F5E5A"/>
+          <w:sz w:val="18"/>
+          <w:szCs w:val="18"/>
+        </w:rPr>
+        <w:t xml:space="preserve">Outro ponto é </w:t>
+      </w:r>
+      <w:r>
+        <w:rPr>
+          <w:b/>
+          <w:bCs/>
+          <w:i/>
+          <w:iCs/>
+          <w:color w:val="5F5E5A"/>
+          <w:sz w:val="18"/>
+          <w:szCs w:val="18"/>
+        </w:rPr>
+        <w:t xml:space="preserve">o </w:t>
+      </w:r>
+      <w:r>
+        <w:rPr>
+          <w:b/>
+          <w:bCs/>
+          <w:i/>
+          <w:iCs/>
+          <w:color w:val="5F5E5A"/>
+          <w:sz w:val="18"/>
+          <w:szCs w:val="18"/>
+        </w:rPr>
+        <w:t>alto</w:t>
+      </w:r>
+      <w:r>
+        <w:rPr>
+          <w:b/>
+          <w:bCs/>
+          <w:i/>
+          <w:iCs/>
+          <w:color w:val="5F5E5A"/>
+          <w:sz w:val="18"/>
+          <w:szCs w:val="18"/>
+        </w:rPr>
+        <w:t xml:space="preserve"> nível de Score Bureau, </w:t>
+      </w:r>
+      <w:r>
+        <w:rPr>
+          <w:b/>
+          <w:bCs/>
+          <w:i/>
+          <w:iCs/>
+          <w:color w:val="5F5E5A"/>
+          <w:sz w:val="18"/>
+          <w:szCs w:val="18"/>
+        </w:rPr>
+        <w:t>por que</w:t>
+      </w:r>
+      <w:r>
+        <w:rPr>
+          <w:b/>
+          <w:bCs/>
+          <w:i/>
+          <w:iCs/>
+          <w:color w:val="5F5E5A"/>
+          <w:sz w:val="18"/>
+          <w:szCs w:val="18"/>
+        </w:rPr>
+        <w:t xml:space="preserve"> f</w:t>
+      </w:r>
+      <w:r>
+        <w:rPr>
+          <w:b/>
+          <w:bCs/>
+          <w:i/>
+          <w:iCs/>
+          <w:color w:val="5F5E5A"/>
+          <w:sz w:val="18"/>
+          <w:szCs w:val="18"/>
+        </w:rPr>
+        <w:t xml:space="preserve">oi </w:t>
+      </w:r>
+      <w:r>
+        <w:rPr>
+          <w:b/>
+          <w:bCs/>
+          <w:i/>
+          <w:iCs/>
+          <w:color w:val="5F5E5A"/>
+          <w:sz w:val="18"/>
+          <w:szCs w:val="18"/>
+        </w:rPr>
+        <w:t>concedido crédito para essa</w:t>
+      </w:r>
+      <w:r>
+        <w:rPr>
+          <w:b/>
+          <w:bCs/>
+          <w:i/>
+          <w:iCs/>
+          <w:color w:val="5F5E5A"/>
+          <w:sz w:val="18"/>
+          <w:szCs w:val="18"/>
+        </w:rPr>
+        <w:t xml:space="preserve"> faixa etária</w:t>
+      </w:r>
+      <w:r>
+        <w:rPr>
+          <w:b/>
+          <w:bCs/>
+          <w:i/>
+          <w:iCs/>
+          <w:color w:val="5F5E5A"/>
+          <w:sz w:val="18"/>
+          <w:szCs w:val="18"/>
+        </w:rPr>
+        <w:t xml:space="preserve"> dado que o risco é elevadíssimo?</w:t>
+      </w:r>
+    </w:p>
+    <w:p>
+      <w:pPr>
+        <w:spacing w:after="150"/>
+        <w:rPr>
+          <w:b/>
+          <w:bCs/>
+          <w:i/>
+          <w:iCs/>
+          <w:color w:val="5F5E5A"/>
+          <w:sz w:val="18"/>
+          <w:szCs w:val="18"/>
+        </w:rPr>
+      </w:pPr>
+    </w:p>
+    <w:p>
+      <w:pPr>
+        <w:spacing w:after="150"/>
+        <w:rPr>
+          <w:b/>
+          <w:bCs/>
+          <w:i/>
+          <w:iCs/>
+          <w:color w:val="5F5E5A"/>
+          <w:sz w:val="18"/>
+          <w:szCs w:val="18"/>
+        </w:rPr>
+      </w:pPr>
+    </w:p>
+    <w:p>
+      <w:pPr>
+        <w:spacing w:after="150"/>
+        <w:rPr>
+          <w:b/>
+          <w:bCs/>
+          <w:i/>
+          <w:iCs/>
+          <w:color w:val="5F5E5A"/>
+          <w:sz w:val="18"/>
+          <w:szCs w:val="18"/>
+        </w:rPr>
+      </w:pPr>
+    </w:p>
+    <w:p>
+      <w:pPr>
+        <w:spacing w:after="150"/>
+        <w:rPr>
+          <w:b/>
+          <w:bCs/>
+          <w:i/>
+          <w:iCs/>
+          <w:color w:val="5F5E5A"/>
+          <w:sz w:val="18"/>
+          <w:szCs w:val="18"/>
+        </w:rPr>
+      </w:pPr>
+    </w:p>
+    <w:p>
+      <w:pPr>
+        <w:spacing w:after="150"/>
+        <w:rPr>
+          <w:b/>
+          <w:bCs/>
+          <w:i/>
+          <w:iCs/>
+          <w:color w:val="5F5E5A"/>
+          <w:sz w:val="18"/>
+          <w:szCs w:val="18"/>
+        </w:rPr>
+      </w:pPr>
+      <w:r>
+        <w:rPr>
+          <w:b/>
+          <w:bCs/>
+          <w:i/>
+          <w:iCs/>
+          <w:color w:val="5F5E5A"/>
+          <w:sz w:val="18"/>
+          <w:szCs w:val="18"/>
+        </w:rPr>
+        <w:drawing>
+          <wp:inline distT="0" distB="0" distL="0" distR="0" wp14:anchorId="489700DF" wp14:editId="63037AFE">
+            <wp:extent cx="6645910" cy="3714750"/>
+            <wp:effectExtent l="0" t="0" r="2540" b="0"/>
+            <wp:docPr id="1869611294" name="Imagem 1"/>
+            <wp:cNvGraphicFramePr>
+              <a:graphicFrameLocks xmlns:a="http://schemas.openxmlformats.org/drawingml/2006/main" noChangeAspect="1"/>
+            </wp:cNvGraphicFramePr>
+            <a:graphic xmlns:a="http://schemas.openxmlformats.org/drawingml/2006/main">
+              <a:graphicData uri="http://schemas.openxmlformats.org/drawingml/2006/picture">
+                <pic:pic xmlns:pic="http://schemas.openxmlformats.org/drawingml/2006/picture">
+                  <pic:nvPicPr>
+                    <pic:cNvPr id="1869611294" name=""/>
+                    <pic:cNvPicPr/>
+                  </pic:nvPicPr>
+                  <pic:blipFill>
+                    <a:blip r:embed="rId17"/>
+                    <a:stretch>
+                      <a:fillRect/>
+                    </a:stretch>
+                  </pic:blipFill>
+                  <pic:spPr>
+                    <a:xfrm>
+                      <a:off x="0" y="0"/>
+                      <a:ext cx="6645910" cy="3714750"/>
+                    </a:xfrm>
+                    <a:prstGeom prst="rect">
+                      <a:avLst/>
+                    </a:prstGeom>
+                  </pic:spPr>
+                </pic:pic>
+              </a:graphicData>
+            </a:graphic>
+          </wp:inline>
+        </w:drawing>
+      </w:r>
+    </w:p>
+    <w:p>
+      <w:pPr>
+        <w:spacing w:after="150"/>
+      </w:pPr>
+      <w:r>
+        <w:rPr>
+          <w:b/>
+          <w:bCs/>
+          <w:i/>
+          <w:iCs/>
+          <w:color w:val="5F5E5A"/>
+          <w:sz w:val="18"/>
+          <w:szCs w:val="18"/>
+        </w:rPr>
+        <w:t>O pico para valores contratados foi no 3° Trimestre com queda significativa para o 4° Trimestre.</w:t>
+      </w:r>
     </w:p>
     <w:p>
       <w:pPr>
@@ -6812,7 +7246,7 @@
           <w:ilvl w:val="0"/>
           <w:numId w:val="1"/>
         </w:numPr>
-        <w:spacing w:after="80"/>
+        <w:spacing w:before="240" w:after="80"/>
       </w:pPr>
       <w:r>
         <w:t xml:space="preserve">Padronizar produto, </w:t>
@@ -6833,7 +7267,7 @@
           <w:ilvl w:val="0"/>
           <w:numId w:val="1"/>
         </w:numPr>
-        <w:spacing w:after="80"/>
+        <w:spacing w:before="240" w:after="80"/>
       </w:pPr>
       <w:r>
         <w:t>Investigar a causa da piora de safra (</w:t>
@@ -6854,7 +7288,7 @@
           <w:ilvl w:val="0"/>
           <w:numId w:val="1"/>
         </w:numPr>
-        <w:spacing w:after="80"/>
+        <w:spacing w:before="240" w:after="80"/>
       </w:pPr>
       <w:r>
         <w:t>Incorporar comportamento de apostas (intensidade, não presença binária) como variável em modelos de risco e/ou política de crédito, respeitando avaliação jurídica e de compliance (LGPD, discriminação indireta) antes de qualquer uso comercial.</w:t>
@@ -6867,7 +7301,7 @@
           <w:ilvl w:val="0"/>
           <w:numId w:val="1"/>
         </w:numPr>
-        <w:spacing w:after="80"/>
+        <w:spacing w:before="240" w:after="80"/>
       </w:pPr>
       <w:r>
         <w:t>Adotar regra de corte combinada (score + intensidade de apostas) em vez de corte binário — maior eficiência de risco por produção sacrificada.</w:t>
@@ -6880,7 +7314,7 @@
           <w:ilvl w:val="0"/>
           <w:numId w:val="1"/>
         </w:numPr>
-        <w:spacing w:after="80"/>
+        <w:spacing w:before="240" w:after="80"/>
       </w:pPr>
       <w:r>
         <w:t xml:space="preserve">Confirmar com a área de negócio o significado de valores negativos em </w:t>
@@ -6909,7 +7343,7 @@
           <w:ilvl w:val="0"/>
           <w:numId w:val="1"/>
         </w:numPr>
-        <w:spacing w:after="80"/>
+        <w:spacing w:before="240" w:after="80"/>
       </w:pPr>
       <w:r>
         <w:t xml:space="preserve">Revisar a combinação Crediário + Loja (23,6% de inadimplência) — a pior combinação produto/canal da carteira, candidata a </w:t>
@@ -6921,50 +7355,6 @@
       <w:proofErr w:type="spellEnd"/>
       <w:r>
         <w:t xml:space="preserve"> ou aperto de critério.</w:t>
-      </w:r>
-    </w:p>
-    <w:p>
-      <w:r>
-        <w:br w:type="page"/>
-      </w:r>
-    </w:p>
-    <w:p>
-      <w:pPr>
-        <w:pStyle w:val="Ttulo1"/>
-        <w:spacing w:before="400" w:after="200"/>
-      </w:pPr>
-    </w:p>
-    <w:p>
-      <w:pPr>
-        <w:pStyle w:val="Ttulo1"/>
-        <w:spacing w:before="400" w:after="200"/>
-      </w:pPr>
-      <w:r>
-        <w:t>8. Anexo — Documentação do código</w:t>
-      </w:r>
-    </w:p>
-    <w:p>
-      <w:pPr>
-        <w:spacing w:after="150"/>
-      </w:pPr>
-      <w:r>
-        <w:t>O pipeline completo em Python (</w:t>
-      </w:r>
-      <w:r>
-        <w:t>2</w:t>
-      </w:r>
-      <w:r>
-        <w:t xml:space="preserve"> scripts) está documentado em detalhe no arquivo </w:t>
-      </w:r>
-      <w:r>
-        <w:rPr>
-          <w:b/>
-          <w:bCs/>
-        </w:rPr>
-        <w:t>documentacao_codigo.md</w:t>
-      </w:r>
-      <w:r>
-        <w:t xml:space="preserve"> entregue junto a este relatório, incluindo:</w:t>
       </w:r>
     </w:p>
     <w:p>
@@ -6974,10 +7364,61 @@
           <w:ilvl w:val="0"/>
           <w:numId w:val="1"/>
         </w:numPr>
-        <w:spacing w:after="80"/>
-      </w:pPr>
-      <w:r>
-        <w:t>Descrição de cada função e sua responsabilidade</w:t>
+        <w:spacing w:before="240" w:after="80"/>
+      </w:pPr>
+      <w:r>
+        <w:t xml:space="preserve">Revisar regras do modelo para </w:t>
+      </w:r>
+      <w:r>
+        <w:t>faixa etária de 18 anos, onde existe forte indício de correlação entre Apostas x Crédito para esse público.</w:t>
+      </w:r>
+    </w:p>
+    <w:p>
+      <w:r>
+        <w:br w:type="page"/>
+      </w:r>
+    </w:p>
+    <w:p>
+      <w:pPr>
+        <w:pStyle w:val="Ttulo1"/>
+        <w:spacing w:before="400" w:after="200"/>
+        <w:rPr>
+          <w:sz w:val="20"/>
+          <w:szCs w:val="20"/>
+        </w:rPr>
+      </w:pPr>
+    </w:p>
+    <w:p>
+      <w:pPr>
+        <w:pStyle w:val="Ttulo1"/>
+        <w:spacing w:before="400" w:after="200"/>
+      </w:pPr>
+      <w:r>
+        <w:t>8. Anexo — Documentação do código</w:t>
+      </w:r>
+    </w:p>
+    <w:p>
+      <w:pPr>
+        <w:spacing w:after="150"/>
+      </w:pPr>
+      <w:r>
+        <w:t>O pipeline completo em Python (</w:t>
+      </w:r>
+      <w:r>
+        <w:t>2</w:t>
+      </w:r>
+      <w:r>
+        <w:t xml:space="preserve"> scripts) está documentado em detalhe no arquivo </w:t>
+      </w:r>
+      <w:r>
+        <w:rPr>
+          <w:b/>
+          <w:bCs/>
+        </w:rPr>
+        <w:t>documentacao_codigo.md</w:t>
+      </w:r>
+      <w:r>
+        <w:t xml:space="preserve"> entregue junto a este relatório, incluindo:</w:t>
       </w:r>
     </w:p>
     <w:p>
@@ -6987,42 +7428,10 @@
           <w:ilvl w:val="0"/>
           <w:numId w:val="1"/>
         </w:numPr>
-        <w:spacing w:after="80"/>
-      </w:pPr>
-      <w:r>
-        <w:t xml:space="preserve">Decisões de modelagem (por que </w:t>
-      </w:r>
-      <w:proofErr w:type="spellStart"/>
-      <w:r>
-        <w:t>left</w:t>
-      </w:r>
-      <w:proofErr w:type="spellEnd"/>
-      <w:r>
-        <w:t xml:space="preserve"> </w:t>
-      </w:r>
-      <w:proofErr w:type="spellStart"/>
-      <w:r>
-        <w:t>join</w:t>
-      </w:r>
-      <w:proofErr w:type="spellEnd"/>
-      <w:r>
-        <w:t xml:space="preserve">, por que agregar apostas por CPF, por que </w:t>
-      </w:r>
-      <w:proofErr w:type="spellStart"/>
-      <w:r>
-        <w:t>Odds</w:t>
-      </w:r>
-      <w:proofErr w:type="spellEnd"/>
-      <w:r>
-        <w:t xml:space="preserve"> </w:t>
-      </w:r>
-      <w:proofErr w:type="spellStart"/>
-      <w:r>
-        <w:t>Ratio</w:t>
-      </w:r>
-      <w:proofErr w:type="spellEnd"/>
-      <w:r>
-        <w:t xml:space="preserve"> em vez de coeficiente bruto)</w:t>
+        <w:spacing w:before="240" w:after="80"/>
+      </w:pPr>
+      <w:r>
+        <w:t>Descrição de cada função e sua responsabilidade</w:t>
       </w:r>
     </w:p>
     <w:p>
@@ -7032,10 +7441,42 @@
           <w:ilvl w:val="0"/>
           <w:numId w:val="1"/>
         </w:numPr>
-        <w:spacing w:after="80"/>
-      </w:pPr>
-      <w:r>
-        <w:t>Limitações conhecidas e pontos que dependem de confirmação da área de negócio</w:t>
+        <w:spacing w:before="240" w:after="80"/>
+      </w:pPr>
+      <w:r>
+        <w:t xml:space="preserve">Decisões de modelagem (por que </w:t>
+      </w:r>
+      <w:proofErr w:type="spellStart"/>
+      <w:r>
+        <w:t>left</w:t>
+      </w:r>
+      <w:proofErr w:type="spellEnd"/>
+      <w:r>
+        <w:t xml:space="preserve"> </w:t>
+      </w:r>
+      <w:proofErr w:type="spellStart"/>
+      <w:r>
+        <w:t>join</w:t>
+      </w:r>
+      <w:proofErr w:type="spellEnd"/>
+      <w:r>
+        <w:t xml:space="preserve">, por que agregar apostas por CPF, por que </w:t>
+      </w:r>
+      <w:proofErr w:type="spellStart"/>
+      <w:r>
+        <w:t>Odds</w:t>
+      </w:r>
+      <w:proofErr w:type="spellEnd"/>
+      <w:r>
+        <w:t xml:space="preserve"> </w:t>
+      </w:r>
+      <w:proofErr w:type="spellStart"/>
+      <w:r>
+        <w:t>Ratio</w:t>
+      </w:r>
+      <w:proofErr w:type="spellEnd"/>
+      <w:r>
+        <w:t xml:space="preserve"> em vez de coeficiente bruto)</w:t>
       </w:r>
     </w:p>
     <w:p>
@@ -7045,29 +7486,30 @@
           <w:ilvl w:val="0"/>
           <w:numId w:val="1"/>
         </w:numPr>
-        <w:spacing w:after="80"/>
+        <w:spacing w:before="240" w:after="80"/>
+      </w:pPr>
+      <w:r>
+        <w:t>Limitações conhecidas e pontos que dependem de confirmação da área de negócio</w:t>
+      </w:r>
+    </w:p>
+    <w:p>
+      <w:pPr>
+        <w:pStyle w:val="PargrafodaLista"/>
+        <w:numPr>
+          <w:ilvl w:val="0"/>
+          <w:numId w:val="1"/>
+        </w:numPr>
+        <w:spacing w:before="240" w:after="80"/>
       </w:pPr>
       <w:r>
         <w:t xml:space="preserve">Repositório GitHub </w:t>
       </w:r>
-      <w:hyperlink r:id="rId14" w:history="1">
+      <w:hyperlink r:id="rId18" w:history="1">
         <w:r>
           <w:rPr>
             <w:rStyle w:val="Hyperlink"/>
           </w:rPr>
-          <w:t>https://github.com/Barasa77/C</w:t>
-        </w:r>
-        <w:r>
-          <w:rPr>
-            <w:rStyle w:val="Hyperlink"/>
-          </w:rPr>
-          <w:t>a</w:t>
-        </w:r>
-        <w:r>
-          <w:rPr>
-            <w:rStyle w:val="Hyperlink"/>
-          </w:rPr>
-          <w:t>se-Credito-Apostas/tree/Feature-Inicial</w:t>
+          <w:t>https://github.com/Barasa77/Case-Credito-Apostas/tree/Feature-Inicial</w:t>
         </w:r>
       </w:hyperlink>
       <w:r>
@@ -7141,8 +7583,8 @@
       </w:r>
     </w:p>
     <w:sectPr>
-      <w:headerReference w:type="default" r:id="rId15"/>
-      <w:footerReference w:type="default" r:id="rId16"/>
+      <w:headerReference w:type="default" r:id="rId19"/>
+      <w:footerReference w:type="default" r:id="rId20"/>
       <w:pgSz w:w="11906" w:h="16838" w:code="9"/>
       <w:pgMar w:top="720" w:right="720" w:bottom="720" w:left="720" w:header="567" w:footer="567" w:gutter="0"/>
       <w:cols w:space="720"/>
@@ -7339,7 +7781,25 @@
         <w:sz w:val="18"/>
         <w:szCs w:val="18"/>
       </w:rPr>
-      <w:t>13 de agosto de 2026</w:t>
+      <w:t>1</w:t>
+    </w:r>
+    <w:r>
+      <w:rPr>
+        <w:i/>
+        <w:iCs/>
+        <w:sz w:val="18"/>
+        <w:szCs w:val="18"/>
+      </w:rPr>
+      <w:t>4</w:t>
+    </w:r>
+    <w:r>
+      <w:rPr>
+        <w:i/>
+        <w:iCs/>
+        <w:sz w:val="18"/>
+        <w:szCs w:val="18"/>
+      </w:rPr>
+      <w:t xml:space="preserve"> de agosto de 2026</w:t>
     </w:r>
   </w:p>
 </w:hdr>
@@ -7923,6 +8383,7 @@
   <w:style w:type="character" w:default="1" w:styleId="Fontepargpadro">
     <w:name w:val="Default Paragraph Font"/>
     <w:uiPriority w:val="1"/>
+    <w:semiHidden/>
     <w:unhideWhenUsed/>
   </w:style>
   <w:style w:type="table" w:default="1" w:styleId="Tabelanormal">
@@ -8420,4 +8881,16 @@
     </a:ext>
   </a:extLst>
 </a:theme>
+</file>
+
+<file path=customXml/item1.xml><?xml version="1.0" encoding="utf-8"?>
+<b:Sources xmlns:b="http://schemas.openxmlformats.org/officeDocument/2006/bibliography" xmlns="http://schemas.openxmlformats.org/officeDocument/2006/bibliography" SelectedStyle="\APASixthEditionOfficeOnline.xsl" StyleName="APA" Version="6"/>
+</file>
+
+<file path=customXml/itemProps1.xml><?xml version="1.0" encoding="utf-8"?>
+<ds:datastoreItem xmlns:ds="http://schemas.openxmlformats.org/officeDocument/2006/customXml" ds:itemID="{AC91FEF3-9991-4B52-9E2E-0207587BE744}">
+  <ds:schemaRefs>
+    <ds:schemaRef ds:uri="http://schemas.openxmlformats.org/officeDocument/2006/bibliography"/>
+  </ds:schemaRefs>
+</ds:datastoreItem>
 </file>